--- a/expriment2_1032231881_Rushikesh Kokate.docx
+++ b/expriment2_1032231881_Rushikesh Kokate.docx
@@ -18,27 +18,53 @@
           <w:sz w:val="36"/>
           <w:szCs w:val="36"/>
         </w:rPr>
-        <w:t>LAB 2 Assignment: User Experience &amp; Design Analysis — Tata 1mg</w:t>
-      </w:r>
-    </w:p>
-    <w:p>
-      <w:pPr>
-        <w:rPr>
-          <w:b/>
-          <w:bCs/>
-          <w:sz w:val="32"/>
-          <w:szCs w:val="32"/>
-        </w:rPr>
-      </w:pPr>
-      <w:r>
-        <w:rPr>
-          <w:b/>
-          <w:bCs/>
-          <w:sz w:val="32"/>
-          <w:szCs w:val="32"/>
-        </w:rPr>
-        <w:t>1. Empathy Map — Tata 1mg</w:t>
-      </w:r>
+        <w:t xml:space="preserve">LAB 2 Assignment: User Experience &amp; Design Analysis — </w:t>
+      </w:r>
+      <w:proofErr w:type="spellStart"/>
+      <w:r>
+        <w:rPr>
+          <w:b/>
+          <w:bCs/>
+          <w:sz w:val="36"/>
+          <w:szCs w:val="36"/>
+        </w:rPr>
+        <w:t>PharmEasy</w:t>
+      </w:r>
+      <w:proofErr w:type="spellEnd"/>
+    </w:p>
+    <w:p>
+      <w:pPr>
+        <w:rPr>
+          <w:b/>
+          <w:bCs/>
+          <w:sz w:val="36"/>
+          <w:szCs w:val="36"/>
+        </w:rPr>
+      </w:pPr>
+    </w:p>
+    <w:p>
+      <w:pPr>
+        <w:rPr>
+          <w:b/>
+          <w:bCs/>
+        </w:rPr>
+      </w:pPr>
+      <w:r>
+        <w:rPr>
+          <w:b/>
+          <w:bCs/>
+        </w:rPr>
+        <w:t xml:space="preserve">1. Empathy Map — </w:t>
+      </w:r>
+      <w:proofErr w:type="spellStart"/>
+      <w:r>
+        <w:rPr>
+          <w:b/>
+          <w:bCs/>
+        </w:rPr>
+        <w:t>PharmEasy</w:t>
+      </w:r>
+      <w:proofErr w:type="spellEnd"/>
     </w:p>
     <w:p>
       <w:r>
@@ -49,7 +75,7 @@
         <w:t>User:</w:t>
       </w:r>
       <w:r>
-        <w:t xml:space="preserve"> Senior Citizen / Chronic Patient Caregiver</w:t>
+        <w:t xml:space="preserve"> Senior Citizen / Family Caregiver</w:t>
       </w:r>
     </w:p>
     <w:p>
@@ -61,7 +87,7 @@
         <w:t>Goal:</w:t>
       </w:r>
       <w:r>
-        <w:t xml:space="preserve"> Order essential prescription medicines easily and affordably with reliable home delivery.</w:t>
+        <w:t xml:space="preserve"> Order essential prescription medications and book diagnostic lab tests at discounted prices with fast delivery. </w:t>
       </w:r>
     </w:p>
     <w:tbl>
@@ -78,7 +104,7 @@
       </w:tblPr>
       <w:tblGrid>
         <w:gridCol w:w="1247"/>
-        <w:gridCol w:w="7492"/>
+        <w:gridCol w:w="7612"/>
       </w:tblGrid>
       <w:tr>
         <w:trPr>
@@ -194,22 +220,22 @@
           </w:tcPr>
           <w:p>
             <w:r>
-              <w:t xml:space="preserve">• "I need to reorder my monthly diabetes and hypertension medicines." </w:t>
-            </w:r>
-          </w:p>
-          <w:p>
-            <w:r>
-              <w:t xml:space="preserve">• "Is my prescription uploaded properly?" </w:t>
-            </w:r>
-          </w:p>
-          <w:p>
-            <w:r>
-              <w:t xml:space="preserve">• "Why are there so many banners on the screen?" </w:t>
-            </w:r>
-          </w:p>
-          <w:p>
-            <w:r>
-              <w:t xml:space="preserve">• "Are these generic substitutes safe and genuine?" </w:t>
+              <w:t xml:space="preserve">• "I want to upload my prescription and let them handle the order." </w:t>
+            </w:r>
+          </w:p>
+          <w:p>
+            <w:r>
+              <w:t xml:space="preserve">• "Which banner coupon actually gives the best discount?" </w:t>
+            </w:r>
+          </w:p>
+          <w:p>
+            <w:r>
+              <w:t xml:space="preserve">• "Why are there so many pop-ups while I try to find my cart?" </w:t>
+            </w:r>
+          </w:p>
+          <w:p>
+            <w:r>
+              <w:t xml:space="preserve">• "Are these lab packages genuinely comprehensive?" </w:t>
             </w:r>
           </w:p>
         </w:tc>
@@ -273,7 +299,7 @@
                 <w:i/>
                 <w:iCs/>
               </w:rPr>
-              <w:t>"Is this the correct dosage and brand my doctor prescribed?"</w:t>
+              <w:t>"Will my required medicines be delivered on time before stock runs out?"</w:t>
             </w:r>
           </w:p>
           <w:p>
@@ -285,7 +311,7 @@
                 <w:i/>
                 <w:iCs/>
               </w:rPr>
-              <w:t>"Will the medicines arrive before my current stock runs out?"</w:t>
+              <w:t>"Is this pop-up trying to auto-add a paid membership plan to my bill?"</w:t>
             </w:r>
           </w:p>
           <w:p>
@@ -297,7 +323,7 @@
                 <w:i/>
                 <w:iCs/>
               </w:rPr>
-              <w:t>"Are there hidden delivery or processing fees at checkout?</w:t>
+              <w:t>"How do I find the plain generic salt name under all these brand badges?"</w:t>
             </w:r>
           </w:p>
           <w:p>
@@ -309,7 +335,7 @@
                 <w:i/>
                 <w:iCs/>
               </w:rPr>
-              <w:t>"Why is it so hard to find the simple search bar without pop-ups?"</w:t>
+              <w:t>"Did my uploaded prescription image go through properly?"</w:t>
             </w:r>
           </w:p>
         </w:tc>
@@ -366,22 +392,22 @@
           </w:tcPr>
           <w:p>
             <w:r>
-              <w:t xml:space="preserve">• Uploads prescription images or searches for specific pill names. </w:t>
-            </w:r>
-          </w:p>
-          <w:p>
-            <w:r>
-              <w:t xml:space="preserve">• Checks estimated delivery dates and discount percentages. </w:t>
-            </w:r>
-          </w:p>
-          <w:p>
-            <w:r>
-              <w:t xml:space="preserve">• Compares brand-name drugs with generic salt substitutes. </w:t>
-            </w:r>
-          </w:p>
-          <w:p>
-            <w:r>
-              <w:t xml:space="preserve">• Tries to apply available coupon codes at checkout. </w:t>
+              <w:t xml:space="preserve">• Uploads prescription photos directly or searches using brand names. </w:t>
+            </w:r>
+          </w:p>
+          <w:p>
+            <w:r>
+              <w:t xml:space="preserve">• Clicks through discount banners looking for maximum savings. </w:t>
+            </w:r>
+          </w:p>
+          <w:p>
+            <w:r>
+              <w:t xml:space="preserve">• Attempts to dismiss intrusive promotional side-sheets and pop-ups. </w:t>
+            </w:r>
+          </w:p>
+          <w:p>
+            <w:r>
+              <w:t xml:space="preserve">• Reviews items in the cart drawer before entering payment details. </w:t>
             </w:r>
           </w:p>
         </w:tc>
@@ -445,10 +471,10 @@
                 <w:b/>
                 <w:bCs/>
               </w:rPr>
-              <w:t>Anxious:</w:t>
-            </w:r>
-            <w:r>
-              <w:t xml:space="preserve"> Worried about medicine authenticity and delivery delays. </w:t>
+              <w:t>Confused:</w:t>
+            </w:r>
+            <w:r>
+              <w:t xml:space="preserve"> Overwhelmed by competing promotional ads and flashing banners. </w:t>
             </w:r>
           </w:p>
           <w:p>
@@ -460,10 +486,10 @@
                 <w:b/>
                 <w:bCs/>
               </w:rPr>
-              <w:t>Overwhelmed:</w:t>
-            </w:r>
-            <w:r>
-              <w:t xml:space="preserve"> Confused by dense text, ads, and competing offers. </w:t>
+              <w:t>Anxious:</w:t>
+            </w:r>
+            <w:r>
+              <w:t xml:space="preserve"> Uncertain during prescription verification or delivery delays. </w:t>
             </w:r>
           </w:p>
           <w:p>
@@ -475,10 +501,10 @@
                 <w:b/>
                 <w:bCs/>
               </w:rPr>
-              <w:t>Relieved:</w:t>
-            </w:r>
-            <w:r>
-              <w:t xml:space="preserve"> Happy when monthly refilling takes only a few clicks. </w:t>
+              <w:t>Satisfied:</w:t>
+            </w:r>
+            <w:r>
+              <w:t xml:space="preserve"> Happy when securing good discounts or receiving door-step delivery. </w:t>
             </w:r>
           </w:p>
           <w:p>
@@ -490,10 +516,10 @@
                 <w:b/>
                 <w:bCs/>
               </w:rPr>
-              <w:t>Reassured:</w:t>
-            </w:r>
-            <w:r>
-              <w:t xml:space="preserve"> Confident when seeing verified doctor reviews and Tata branding. </w:t>
+              <w:t>Annoyed:</w:t>
+            </w:r>
+            <w:r>
+              <w:t xml:space="preserve"> Frustrated by non-standard button styles and intrusive pop-ups. </w:t>
             </w:r>
           </w:p>
         </w:tc>
@@ -510,44 +536,41 @@
     </w:p>
     <w:p>
       <w:r>
-        <w:t xml:space="preserve">Users rely on Tata 1mg primarily for safe, authentic, and timely delivery of essential health products without navigating complicated interface clutter or intrusive upsells. </w:t>
-      </w:r>
-    </w:p>
-    <w:p>
-      <w:pPr>
-        <w:rPr>
-          <w:b/>
-          <w:bCs/>
-        </w:rPr>
-      </w:pPr>
-    </w:p>
-    <w:p>
-      <w:pPr>
-        <w:rPr>
-          <w:b/>
-          <w:bCs/>
-        </w:rPr>
-      </w:pPr>
-    </w:p>
-    <w:p>
-      <w:pPr>
-        <w:rPr>
-          <w:b/>
-          <w:bCs/>
-          <w:sz w:val="32"/>
-          <w:szCs w:val="32"/>
-        </w:rPr>
-      </w:pPr>
-      <w:r>
-        <w:rPr>
-          <w:b/>
-          <w:bCs/>
-          <w:sz w:val="32"/>
-          <w:szCs w:val="32"/>
+        <w:t xml:space="preserve">Users rely on </w:t>
+      </w:r>
+      <w:proofErr w:type="spellStart"/>
+      <w:r>
+        <w:t>PharmEasy</w:t>
+      </w:r>
+      <w:proofErr w:type="spellEnd"/>
+      <w:r>
+        <w:t xml:space="preserve"> primarily for budget-friendly medicine purchases and convenient lab test bookings, but struggle with heavy promotional clutter and non-standard interaction flows. </w:t>
+      </w:r>
+    </w:p>
+    <w:p>
+      <w:pPr>
+        <w:rPr>
+          <w:b/>
+          <w:bCs/>
+        </w:rPr>
+      </w:pPr>
+      <w:r>
+        <w:rPr>
+          <w:b/>
+          <w:bCs/>
         </w:rPr>
         <w:lastRenderedPageBreak/>
-        <w:t>2. Pain Points — Tata 1mg</w:t>
-      </w:r>
+        <w:t xml:space="preserve">2. Pain Points — </w:t>
+      </w:r>
+      <w:proofErr w:type="spellStart"/>
+      <w:r>
+        <w:rPr>
+          <w:b/>
+          <w:bCs/>
+        </w:rPr>
+        <w:t>PharmEasy</w:t>
+      </w:r>
+      <w:proofErr w:type="spellEnd"/>
     </w:p>
     <w:p>
       <w:pPr>
@@ -568,7 +591,7 @@
       <w:pPr>
         <w:numPr>
           <w:ilvl w:val="0"/>
-          <w:numId w:val="3"/>
+          <w:numId w:val="1"/>
         </w:numPr>
       </w:pPr>
       <w:r>
@@ -576,17 +599,17 @@
           <w:b/>
           <w:bCs/>
         </w:rPr>
-        <w:t>High Visual Clutter &amp; Information Density:</w:t>
-      </w:r>
-      <w:r>
-        <w:t xml:space="preserve"> The homepage is packed with promotional carousels, lab package offers, and care plans, making it hard to focus on primary tasks. </w:t>
+        <w:t>Aggressive Promotional Clutter:</w:t>
+      </w:r>
+      <w:r>
+        <w:t xml:space="preserve"> Flashing offer banners, cashback pop-ups, and membership upsells overwhelm the primary focal zone. </w:t>
       </w:r>
     </w:p>
     <w:p>
       <w:pPr>
         <w:numPr>
           <w:ilvl w:val="0"/>
-          <w:numId w:val="3"/>
+          <w:numId w:val="1"/>
         </w:numPr>
       </w:pPr>
       <w:r>
@@ -594,17 +617,17 @@
           <w:b/>
           <w:bCs/>
         </w:rPr>
-        <w:t>Checkout Funnel Interruption:</w:t>
-      </w:r>
-      <w:r>
-        <w:t xml:space="preserve"> Frequent pop-ups and upsell modals (e.g., adding sample products or membership plans) interrupt the transaction flow. </w:t>
+        <w:t>Inconsistent Call-to-Action (CTA) Styles:</w:t>
+      </w:r>
+      <w:r>
+        <w:t xml:space="preserve"> Primary action buttons shift unpredictably between solid fills, stroke outlines, and text links across different screens. </w:t>
       </w:r>
     </w:p>
     <w:p>
       <w:pPr>
         <w:numPr>
           <w:ilvl w:val="0"/>
-          <w:numId w:val="3"/>
+          <w:numId w:val="1"/>
         </w:numPr>
       </w:pPr>
       <w:r>
@@ -612,17 +635,17 @@
           <w:b/>
           <w:bCs/>
         </w:rPr>
-        <w:t>Small Secondary Font &amp; Low Contrast:</w:t>
-      </w:r>
-      <w:r>
-        <w:t xml:space="preserve"> Important dosage rules, generic salt names, and side-effect warnings use small, low-contrast text that is difficult for elderly users to read. </w:t>
+        <w:t>Ambiguous Prescription Flow:</w:t>
+      </w:r>
+      <w:r>
+        <w:t xml:space="preserve"> The visual distinction between searching directly and uploading a prescription is unclear for first-time users. </w:t>
       </w:r>
     </w:p>
     <w:p>
       <w:pPr>
         <w:numPr>
           <w:ilvl w:val="0"/>
-          <w:numId w:val="3"/>
+          <w:numId w:val="1"/>
         </w:numPr>
       </w:pPr>
       <w:r>
@@ -630,17 +653,17 @@
           <w:b/>
           <w:bCs/>
         </w:rPr>
-        <w:t>Prescription Verification Uncertainty:</w:t>
-      </w:r>
-      <w:r>
-        <w:t xml:space="preserve"> Users lack clear real-time feedback on whether their uploaded prescription is undergoing validation or has been accepted. </w:t>
+        <w:t>Intrusive Upsells &amp; Auto-Addons:</w:t>
+      </w:r>
+      <w:r>
+        <w:t xml:space="preserve"> Pre-checked healthcare plans or sample cart add-ons diminish user control during checkout. </w:t>
       </w:r>
     </w:p>
     <w:p>
       <w:pPr>
         <w:numPr>
           <w:ilvl w:val="0"/>
-          <w:numId w:val="3"/>
+          <w:numId w:val="1"/>
         </w:numPr>
       </w:pPr>
       <w:r>
@@ -648,17 +671,17 @@
           <w:b/>
           <w:bCs/>
         </w:rPr>
-        <w:t>Overwhelming Search Options:</w:t>
-      </w:r>
-      <w:r>
-        <w:t xml:space="preserve"> Searching for a medicine brings up dozens of generic variants, dosages, and package sizes simultaneously, causing decision paralysis. </w:t>
+        <w:t>Accessibility Deficits:</w:t>
+      </w:r>
+      <w:r>
+        <w:t xml:space="preserve"> Low contrast text for secondary clinical details and missing screen-reader labels on promotional banners hinder low-vision users. </w:t>
       </w:r>
     </w:p>
     <w:p>
       <w:pPr>
         <w:numPr>
           <w:ilvl w:val="0"/>
-          <w:numId w:val="3"/>
+          <w:numId w:val="1"/>
         </w:numPr>
       </w:pPr>
       <w:r>
@@ -666,17 +689,17 @@
           <w:b/>
           <w:bCs/>
         </w:rPr>
-        <w:t>Delivery Date Discrepancies:</w:t>
-      </w:r>
-      <w:r>
-        <w:t xml:space="preserve"> Estimated delivery times can shift between product selection and final address confirmation. </w:t>
+        <w:t>Search &amp; Zero-State Friction:</w:t>
+      </w:r>
+      <w:r>
+        <w:t xml:space="preserve"> Misspelled drug names or out-of-stock items often return empty screens without showing generic salt alternatives. </w:t>
       </w:r>
     </w:p>
     <w:p>
       <w:pPr>
         <w:numPr>
           <w:ilvl w:val="0"/>
-          <w:numId w:val="3"/>
+          <w:numId w:val="1"/>
         </w:numPr>
       </w:pPr>
       <w:r>
@@ -684,17 +707,25 @@
           <w:b/>
           <w:bCs/>
         </w:rPr>
-        <w:t>Complex Menu Navigation:</w:t>
-      </w:r>
-      <w:r>
-        <w:t xml:space="preserve"> Deep mega-menus with multiple sub-categories make navigating between pharmacy items, lab tests, and doctor consultations confusing. </w:t>
+        <w:t>Inconsistent Modal Components:</w:t>
+      </w:r>
+      <w:r>
+        <w:t xml:space="preserve"> Address entry and detail forms switch unpredictably between side-drawers and </w:t>
+      </w:r>
+      <w:proofErr w:type="spellStart"/>
+      <w:r>
+        <w:t>centered</w:t>
+      </w:r>
+      <w:proofErr w:type="spellEnd"/>
+      <w:r>
+        <w:t xml:space="preserve"> pop-up modals. </w:t>
       </w:r>
     </w:p>
     <w:p>
       <w:pPr>
         <w:numPr>
           <w:ilvl w:val="0"/>
-          <w:numId w:val="3"/>
+          <w:numId w:val="1"/>
         </w:numPr>
       </w:pPr>
       <w:r>
@@ -702,10 +733,10 @@
           <w:b/>
           <w:bCs/>
         </w:rPr>
-        <w:t>Suboptimal Desktop View:</w:t>
-      </w:r>
-      <w:r>
-        <w:t xml:space="preserve"> Desktop screens stretch mobile cards outward instead of utilizing horizontal space for comparative side-by-side analysis. </w:t>
+        <w:t>Complex Navigation Menu:</w:t>
+      </w:r>
+      <w:r>
+        <w:t xml:space="preserve"> Overcrowded top menus blur the boundaries between pharmacy retail, diagnostic labs, and doctor consultations. </w:t>
       </w:r>
     </w:p>
     <w:p>
@@ -723,27 +754,32 @@
           <w:i/>
           <w:iCs/>
         </w:rPr>
-        <w:t>"I want to quickly order my exact prescribed medicines safely, but the crowded layout and checkout interruptions make the process frustrating."</w:t>
-      </w:r>
-    </w:p>
-    <w:p>
-      <w:pPr>
-        <w:rPr>
-          <w:b/>
-          <w:bCs/>
-          <w:sz w:val="32"/>
-          <w:szCs w:val="32"/>
-        </w:rPr>
-      </w:pPr>
-      <w:r>
-        <w:rPr>
-          <w:b/>
-          <w:bCs/>
-          <w:sz w:val="32"/>
-          <w:szCs w:val="32"/>
-        </w:rPr>
-        <w:t>3. User Journey Map — Tata 1mg</w:t>
-      </w:r>
+        <w:t>"I want to order my daily medicines easily with good savings, but constant pop-ups, inconsistent buttons, and ad clutter make the process exhausting."</w:t>
+      </w:r>
+    </w:p>
+    <w:p>
+      <w:pPr>
+        <w:rPr>
+          <w:b/>
+          <w:bCs/>
+        </w:rPr>
+      </w:pPr>
+      <w:r>
+        <w:rPr>
+          <w:b/>
+          <w:bCs/>
+        </w:rPr>
+        <w:t xml:space="preserve">3. User Journey Map — </w:t>
+      </w:r>
+      <w:proofErr w:type="spellStart"/>
+      <w:r>
+        <w:rPr>
+          <w:b/>
+          <w:bCs/>
+        </w:rPr>
+        <w:t>PharmEasy</w:t>
+      </w:r>
+      <w:proofErr w:type="spellEnd"/>
     </w:p>
     <w:p>
       <w:r>
@@ -754,7 +790,7 @@
         <w:t>Persona:</w:t>
       </w:r>
       <w:r>
-        <w:t xml:space="preserve"> Ramesh Verma (Elderly Chronic Care User)</w:t>
+        <w:t xml:space="preserve"> Ananya Roy (Caregiver for Aging Parents)</w:t>
       </w:r>
     </w:p>
     <w:p>
@@ -766,7 +802,7 @@
         <w:t>Goal:</w:t>
       </w:r>
       <w:r>
-        <w:t xml:space="preserve"> Reorder monthly chronic medications smoothly. </w:t>
+        <w:t xml:space="preserve"> Order monthly prescription medicines and book a home lab test smoothly. </w:t>
       </w:r>
     </w:p>
     <w:tbl>
@@ -782,12 +818,12 @@
         <w:tblLook w:val="04A0" w:firstRow="1" w:lastRow="0" w:firstColumn="1" w:lastColumn="0" w:noHBand="0" w:noVBand="1"/>
       </w:tblPr>
       <w:tblGrid>
-        <w:gridCol w:w="1712"/>
-        <w:gridCol w:w="1265"/>
-        <w:gridCol w:w="1686"/>
-        <w:gridCol w:w="1471"/>
-        <w:gridCol w:w="1521"/>
-        <w:gridCol w:w="1355"/>
+        <w:gridCol w:w="1632"/>
+        <w:gridCol w:w="1606"/>
+        <w:gridCol w:w="1426"/>
+        <w:gridCol w:w="1402"/>
+        <w:gridCol w:w="1570"/>
+        <w:gridCol w:w="1374"/>
       </w:tblGrid>
       <w:tr>
         <w:trPr>
@@ -874,7 +910,7 @@
                 <w:b/>
                 <w:bCs/>
               </w:rPr>
-              <w:t>Action 2: Search Medicine</w:t>
+              <w:t>Action 2: Search Medicine / Upload</w:t>
             </w:r>
           </w:p>
         </w:tc>
@@ -902,7 +938,7 @@
                 <w:b/>
                 <w:bCs/>
               </w:rPr>
-              <w:t>Action 3: Select Item &amp; Review Salt</w:t>
+              <w:t>Action 3: Select Variant &amp; Add to Cart</w:t>
             </w:r>
           </w:p>
         </w:tc>
@@ -930,7 +966,7 @@
                 <w:b/>
                 <w:bCs/>
               </w:rPr>
-              <w:t>Action 4: Upload Prescription &amp; Checkout</w:t>
+              <w:t>Action 4: Attach Prescription &amp; Checkout</w:t>
             </w:r>
           </w:p>
         </w:tc>
@@ -1015,8 +1051,13 @@
           </w:tcPr>
           <w:p>
             <w:r>
-              <w:t>A. Open Tata 1mg</w:t>
-            </w:r>
+              <w:t xml:space="preserve">A. Open </w:t>
+            </w:r>
+            <w:proofErr w:type="spellStart"/>
+            <w:r>
+              <w:t>PharmEasy</w:t>
+            </w:r>
+            <w:proofErr w:type="spellEnd"/>
           </w:p>
           <w:p>
             <w:r>
@@ -1026,7 +1067,7 @@
           <w:p>
             <w:r>
               <w:lastRenderedPageBreak/>
-              <w:t>B. Set delivery pin code</w:t>
+              <w:t>B. Set delivery location pin</w:t>
             </w:r>
           </w:p>
           <w:p>
@@ -1036,7 +1077,7 @@
           </w:p>
           <w:p>
             <w:r>
-              <w:t xml:space="preserve">C. View home screen </w:t>
+              <w:t xml:space="preserve">C. View home layout </w:t>
             </w:r>
           </w:p>
         </w:tc>
@@ -1061,7 +1102,7 @@
           <w:p>
             <w:r>
               <w:lastRenderedPageBreak/>
-              <w:t>A. Type brand/salt name</w:t>
+              <w:t>A. Type medicine name</w:t>
             </w:r>
           </w:p>
           <w:p>
@@ -1071,8 +1112,11 @@
           </w:p>
           <w:p>
             <w:r>
+              <w:t xml:space="preserve">B. Or click Upload </w:t>
+            </w:r>
+            <w:r>
               <w:lastRenderedPageBreak/>
-              <w:t>B. Browse autocomplete results</w:t>
+              <w:t>Prescription</w:t>
             </w:r>
           </w:p>
           <w:p>
@@ -1082,7 +1126,7 @@
           </w:p>
           <w:p>
             <w:r>
-              <w:t xml:space="preserve">C. Filter dosage form </w:t>
+              <w:t xml:space="preserve">C. Filter options </w:t>
             </w:r>
           </w:p>
         </w:tc>
@@ -1107,7 +1151,7 @@
           <w:p>
             <w:r>
               <w:lastRenderedPageBreak/>
-              <w:t>A. Choose correct pack size</w:t>
+              <w:t>A. Pick tablet pack size</w:t>
             </w:r>
           </w:p>
           <w:p>
@@ -1118,7 +1162,7 @@
           <w:p>
             <w:r>
               <w:lastRenderedPageBreak/>
-              <w:t>B. Check generic alternative</w:t>
+              <w:t>B. Select quantity</w:t>
             </w:r>
           </w:p>
           <w:p>
@@ -1128,7 +1172,7 @@
           </w:p>
           <w:p>
             <w:r>
-              <w:t xml:space="preserve">C. Add to cart </w:t>
+              <w:t xml:space="preserve">C. Add to cart drawer </w:t>
             </w:r>
           </w:p>
         </w:tc>
@@ -1153,7 +1197,7 @@
           <w:p>
             <w:r>
               <w:lastRenderedPageBreak/>
-              <w:t>A. Attach prescription</w:t>
+              <w:t>A. Review cart items</w:t>
             </w:r>
           </w:p>
           <w:p>
@@ -1164,7 +1208,7 @@
           <w:p>
             <w:r>
               <w:lastRenderedPageBreak/>
-              <w:t>B. Select delivery address</w:t>
+              <w:t>B. Uncheck optional add-ons</w:t>
             </w:r>
           </w:p>
           <w:p>
@@ -1199,7 +1243,7 @@
           <w:p>
             <w:r>
               <w:lastRenderedPageBreak/>
-              <w:t>A. Track dispatch status</w:t>
+              <w:t>A. Monitor order status</w:t>
             </w:r>
           </w:p>
           <w:p>
@@ -1278,7 +1322,7 @@
           </w:tcPr>
           <w:p>
             <w:r>
-              <w:t xml:space="preserve">Cautious, hopeful </w:t>
+              <w:t xml:space="preserve">Curious, hopeful </w:t>
             </w:r>
           </w:p>
         </w:tc>
@@ -1350,7 +1394,7 @@
           </w:tcPr>
           <w:p>
             <w:r>
-              <w:t xml:space="preserve">Anxious, cautious </w:t>
+              <w:t xml:space="preserve">Cautious, slightly annoyed </w:t>
             </w:r>
           </w:p>
         </w:tc>
@@ -1431,103 +1475,103 @@
           </w:tcPr>
           <w:p>
             <w:r>
-              <w:t xml:space="preserve">Confused by ads </w:t>
-            </w:r>
-          </w:p>
-        </w:tc>
-        <w:tc>
-          <w:tcPr>
-            <w:tcW w:w="0" w:type="auto"/>
-            <w:tcBorders>
-              <w:top w:val="single" w:sz="6" w:space="0" w:color="C4C7C5"/>
-              <w:left w:val="single" w:sz="6" w:space="0" w:color="C4C7C5"/>
-              <w:bottom w:val="single" w:sz="6" w:space="0" w:color="C4C7C5"/>
-              <w:right w:val="single" w:sz="6" w:space="0" w:color="C4C7C5"/>
-            </w:tcBorders>
-            <w:tcMar>
-              <w:top w:w="120" w:type="dxa"/>
-              <w:left w:w="180" w:type="dxa"/>
-              <w:bottom w:w="120" w:type="dxa"/>
-              <w:right w:w="180" w:type="dxa"/>
-            </w:tcMar>
-            <w:vAlign w:val="center"/>
-            <w:hideMark/>
-          </w:tcPr>
-          <w:p>
-            <w:r>
-              <w:t xml:space="preserve">Overwhelmed by results </w:t>
-            </w:r>
-          </w:p>
-        </w:tc>
-        <w:tc>
-          <w:tcPr>
-            <w:tcW w:w="0" w:type="auto"/>
-            <w:tcBorders>
-              <w:top w:val="single" w:sz="6" w:space="0" w:color="C4C7C5"/>
-              <w:left w:val="single" w:sz="6" w:space="0" w:color="C4C7C5"/>
-              <w:bottom w:val="single" w:sz="6" w:space="0" w:color="C4C7C5"/>
-              <w:right w:val="single" w:sz="6" w:space="0" w:color="C4C7C5"/>
-            </w:tcBorders>
-            <w:tcMar>
-              <w:top w:w="120" w:type="dxa"/>
-              <w:left w:w="180" w:type="dxa"/>
-              <w:bottom w:w="120" w:type="dxa"/>
-              <w:right w:w="180" w:type="dxa"/>
-            </w:tcMar>
-            <w:vAlign w:val="center"/>
-            <w:hideMark/>
-          </w:tcPr>
-          <w:p>
-            <w:r>
-              <w:t xml:space="preserve">Reassured by drug info </w:t>
-            </w:r>
-          </w:p>
-        </w:tc>
-        <w:tc>
-          <w:tcPr>
-            <w:tcW w:w="0" w:type="auto"/>
-            <w:tcBorders>
-              <w:top w:val="single" w:sz="6" w:space="0" w:color="C4C7C5"/>
-              <w:left w:val="single" w:sz="6" w:space="0" w:color="C4C7C5"/>
-              <w:bottom w:val="single" w:sz="6" w:space="0" w:color="C4C7C5"/>
-              <w:right w:val="single" w:sz="6" w:space="0" w:color="C4C7C5"/>
-            </w:tcBorders>
-            <w:tcMar>
-              <w:top w:w="120" w:type="dxa"/>
-              <w:left w:w="180" w:type="dxa"/>
-              <w:bottom w:w="120" w:type="dxa"/>
-              <w:right w:w="180" w:type="dxa"/>
-            </w:tcMar>
-            <w:vAlign w:val="center"/>
-            <w:hideMark/>
-          </w:tcPr>
-          <w:p>
-            <w:r>
-              <w:t xml:space="preserve">Annoyed by upsell modals </w:t>
-            </w:r>
-          </w:p>
-        </w:tc>
-        <w:tc>
-          <w:tcPr>
-            <w:tcW w:w="0" w:type="auto"/>
-            <w:tcBorders>
-              <w:top w:val="single" w:sz="6" w:space="0" w:color="C4C7C5"/>
-              <w:left w:val="single" w:sz="6" w:space="0" w:color="C4C7C5"/>
-              <w:bottom w:val="single" w:sz="6" w:space="0" w:color="C4C7C5"/>
-              <w:right w:val="single" w:sz="6" w:space="0" w:color="C4C7C5"/>
-            </w:tcBorders>
-            <w:tcMar>
-              <w:top w:w="120" w:type="dxa"/>
-              <w:left w:w="180" w:type="dxa"/>
-              <w:bottom w:w="120" w:type="dxa"/>
-              <w:right w:w="180" w:type="dxa"/>
-            </w:tcMar>
-            <w:vAlign w:val="center"/>
-            <w:hideMark/>
-          </w:tcPr>
-          <w:p>
-            <w:r>
-              <w:t xml:space="preserve">Reassured by timely delivery </w:t>
+              <w:t xml:space="preserve">Overwhelmed by banners </w:t>
+            </w:r>
+          </w:p>
+        </w:tc>
+        <w:tc>
+          <w:tcPr>
+            <w:tcW w:w="0" w:type="auto"/>
+            <w:tcBorders>
+              <w:top w:val="single" w:sz="6" w:space="0" w:color="C4C7C5"/>
+              <w:left w:val="single" w:sz="6" w:space="0" w:color="C4C7C5"/>
+              <w:bottom w:val="single" w:sz="6" w:space="0" w:color="C4C7C5"/>
+              <w:right w:val="single" w:sz="6" w:space="0" w:color="C4C7C5"/>
+            </w:tcBorders>
+            <w:tcMar>
+              <w:top w:w="120" w:type="dxa"/>
+              <w:left w:w="180" w:type="dxa"/>
+              <w:bottom w:w="120" w:type="dxa"/>
+              <w:right w:w="180" w:type="dxa"/>
+            </w:tcMar>
+            <w:vAlign w:val="center"/>
+            <w:hideMark/>
+          </w:tcPr>
+          <w:p>
+            <w:r>
+              <w:t xml:space="preserve">Confused by CTA styles </w:t>
+            </w:r>
+          </w:p>
+        </w:tc>
+        <w:tc>
+          <w:tcPr>
+            <w:tcW w:w="0" w:type="auto"/>
+            <w:tcBorders>
+              <w:top w:val="single" w:sz="6" w:space="0" w:color="C4C7C5"/>
+              <w:left w:val="single" w:sz="6" w:space="0" w:color="C4C7C5"/>
+              <w:bottom w:val="single" w:sz="6" w:space="0" w:color="C4C7C5"/>
+              <w:right w:val="single" w:sz="6" w:space="0" w:color="C4C7C5"/>
+            </w:tcBorders>
+            <w:tcMar>
+              <w:top w:w="120" w:type="dxa"/>
+              <w:left w:w="180" w:type="dxa"/>
+              <w:bottom w:w="120" w:type="dxa"/>
+              <w:right w:w="180" w:type="dxa"/>
+            </w:tcMar>
+            <w:vAlign w:val="center"/>
+            <w:hideMark/>
+          </w:tcPr>
+          <w:p>
+            <w:r>
+              <w:t xml:space="preserve">Reassured by discounts </w:t>
+            </w:r>
+          </w:p>
+        </w:tc>
+        <w:tc>
+          <w:tcPr>
+            <w:tcW w:w="0" w:type="auto"/>
+            <w:tcBorders>
+              <w:top w:val="single" w:sz="6" w:space="0" w:color="C4C7C5"/>
+              <w:left w:val="single" w:sz="6" w:space="0" w:color="C4C7C5"/>
+              <w:bottom w:val="single" w:sz="6" w:space="0" w:color="C4C7C5"/>
+              <w:right w:val="single" w:sz="6" w:space="0" w:color="C4C7C5"/>
+            </w:tcBorders>
+            <w:tcMar>
+              <w:top w:w="120" w:type="dxa"/>
+              <w:left w:w="180" w:type="dxa"/>
+              <w:bottom w:w="120" w:type="dxa"/>
+              <w:right w:w="180" w:type="dxa"/>
+            </w:tcMar>
+            <w:vAlign w:val="center"/>
+            <w:hideMark/>
+          </w:tcPr>
+          <w:p>
+            <w:r>
+              <w:t xml:space="preserve">Frustrated by upsell pop-ups </w:t>
+            </w:r>
+          </w:p>
+        </w:tc>
+        <w:tc>
+          <w:tcPr>
+            <w:tcW w:w="0" w:type="auto"/>
+            <w:tcBorders>
+              <w:top w:val="single" w:sz="6" w:space="0" w:color="C4C7C5"/>
+              <w:left w:val="single" w:sz="6" w:space="0" w:color="C4C7C5"/>
+              <w:bottom w:val="single" w:sz="6" w:space="0" w:color="C4C7C5"/>
+              <w:right w:val="single" w:sz="6" w:space="0" w:color="C4C7C5"/>
+            </w:tcBorders>
+            <w:tcMar>
+              <w:top w:w="120" w:type="dxa"/>
+              <w:left w:w="180" w:type="dxa"/>
+              <w:bottom w:w="120" w:type="dxa"/>
+              <w:right w:w="180" w:type="dxa"/>
+            </w:tcMar>
+            <w:vAlign w:val="center"/>
+            <w:hideMark/>
+          </w:tcPr>
+          <w:p>
+            <w:r>
+              <w:t xml:space="preserve">Satisfied by door-step service </w:t>
             </w:r>
           </w:p>
         </w:tc>
@@ -1584,103 +1628,103 @@
           </w:tcPr>
           <w:p>
             <w:r>
-              <w:t xml:space="preserve">Simplify home screen to highlight search &amp; refill. </w:t>
-            </w:r>
-          </w:p>
-        </w:tc>
-        <w:tc>
-          <w:tcPr>
-            <w:tcW w:w="0" w:type="auto"/>
-            <w:tcBorders>
-              <w:top w:val="single" w:sz="6" w:space="0" w:color="C4C7C5"/>
-              <w:left w:val="single" w:sz="6" w:space="0" w:color="C4C7C5"/>
-              <w:bottom w:val="single" w:sz="6" w:space="0" w:color="C4C7C5"/>
-              <w:right w:val="single" w:sz="6" w:space="0" w:color="C4C7C5"/>
-            </w:tcBorders>
-            <w:tcMar>
-              <w:top w:w="120" w:type="dxa"/>
-              <w:left w:w="180" w:type="dxa"/>
-              <w:bottom w:w="120" w:type="dxa"/>
-              <w:right w:w="180" w:type="dxa"/>
-            </w:tcMar>
-            <w:vAlign w:val="center"/>
-            <w:hideMark/>
-          </w:tcPr>
-          <w:p>
-            <w:r>
-              <w:t xml:space="preserve">Improve salt-based filtering &amp; reduce card noise. </w:t>
-            </w:r>
-          </w:p>
-        </w:tc>
-        <w:tc>
-          <w:tcPr>
-            <w:tcW w:w="0" w:type="auto"/>
-            <w:tcBorders>
-              <w:top w:val="single" w:sz="6" w:space="0" w:color="C4C7C5"/>
-              <w:left w:val="single" w:sz="6" w:space="0" w:color="C4C7C5"/>
-              <w:bottom w:val="single" w:sz="6" w:space="0" w:color="C4C7C5"/>
-              <w:right w:val="single" w:sz="6" w:space="0" w:color="C4C7C5"/>
-            </w:tcBorders>
-            <w:tcMar>
-              <w:top w:w="120" w:type="dxa"/>
-              <w:left w:w="180" w:type="dxa"/>
-              <w:bottom w:w="120" w:type="dxa"/>
-              <w:right w:w="180" w:type="dxa"/>
-            </w:tcMar>
-            <w:vAlign w:val="center"/>
-            <w:hideMark/>
-          </w:tcPr>
-          <w:p>
-            <w:r>
-              <w:t xml:space="preserve">Display side-by-side comparison for generics. </w:t>
-            </w:r>
-          </w:p>
-        </w:tc>
-        <w:tc>
-          <w:tcPr>
-            <w:tcW w:w="0" w:type="auto"/>
-            <w:tcBorders>
-              <w:top w:val="single" w:sz="6" w:space="0" w:color="C4C7C5"/>
-              <w:left w:val="single" w:sz="6" w:space="0" w:color="C4C7C5"/>
-              <w:bottom w:val="single" w:sz="6" w:space="0" w:color="C4C7C5"/>
-              <w:right w:val="single" w:sz="6" w:space="0" w:color="C4C7C5"/>
-            </w:tcBorders>
-            <w:tcMar>
-              <w:top w:w="120" w:type="dxa"/>
-              <w:left w:w="180" w:type="dxa"/>
-              <w:bottom w:w="120" w:type="dxa"/>
-              <w:right w:w="180" w:type="dxa"/>
-            </w:tcMar>
-            <w:vAlign w:val="center"/>
-            <w:hideMark/>
-          </w:tcPr>
-          <w:p>
-            <w:r>
-              <w:t xml:space="preserve">Remove checkout pop-ups &amp; clarify upload status. </w:t>
-            </w:r>
-          </w:p>
-        </w:tc>
-        <w:tc>
-          <w:tcPr>
-            <w:tcW w:w="0" w:type="auto"/>
-            <w:tcBorders>
-              <w:top w:val="single" w:sz="6" w:space="0" w:color="C4C7C5"/>
-              <w:left w:val="single" w:sz="6" w:space="0" w:color="C4C7C5"/>
-              <w:bottom w:val="single" w:sz="6" w:space="0" w:color="C4C7C5"/>
-              <w:right w:val="single" w:sz="6" w:space="0" w:color="C4C7C5"/>
-            </w:tcBorders>
-            <w:tcMar>
-              <w:top w:w="120" w:type="dxa"/>
-              <w:left w:w="180" w:type="dxa"/>
-              <w:bottom w:w="120" w:type="dxa"/>
-              <w:right w:w="180" w:type="dxa"/>
-            </w:tcMar>
-            <w:vAlign w:val="center"/>
-            <w:hideMark/>
-          </w:tcPr>
-          <w:p>
-            <w:r>
-              <w:t xml:space="preserve">Provide accurate step-by-step dispatch updates. </w:t>
+              <w:t xml:space="preserve">De-clutter homepage and limit banner carousels. </w:t>
+            </w:r>
+          </w:p>
+        </w:tc>
+        <w:tc>
+          <w:tcPr>
+            <w:tcW w:w="0" w:type="auto"/>
+            <w:tcBorders>
+              <w:top w:val="single" w:sz="6" w:space="0" w:color="C4C7C5"/>
+              <w:left w:val="single" w:sz="6" w:space="0" w:color="C4C7C5"/>
+              <w:bottom w:val="single" w:sz="6" w:space="0" w:color="C4C7C5"/>
+              <w:right w:val="single" w:sz="6" w:space="0" w:color="C4C7C5"/>
+            </w:tcBorders>
+            <w:tcMar>
+              <w:top w:w="120" w:type="dxa"/>
+              <w:left w:w="180" w:type="dxa"/>
+              <w:bottom w:w="120" w:type="dxa"/>
+              <w:right w:w="180" w:type="dxa"/>
+            </w:tcMar>
+            <w:vAlign w:val="center"/>
+            <w:hideMark/>
+          </w:tcPr>
+          <w:p>
+            <w:r>
+              <w:t xml:space="preserve">Clarify "Search" vs "Upload" visual hierarchy. </w:t>
+            </w:r>
+          </w:p>
+        </w:tc>
+        <w:tc>
+          <w:tcPr>
+            <w:tcW w:w="0" w:type="auto"/>
+            <w:tcBorders>
+              <w:top w:val="single" w:sz="6" w:space="0" w:color="C4C7C5"/>
+              <w:left w:val="single" w:sz="6" w:space="0" w:color="C4C7C5"/>
+              <w:bottom w:val="single" w:sz="6" w:space="0" w:color="C4C7C5"/>
+              <w:right w:val="single" w:sz="6" w:space="0" w:color="C4C7C5"/>
+            </w:tcBorders>
+            <w:tcMar>
+              <w:top w:w="120" w:type="dxa"/>
+              <w:left w:w="180" w:type="dxa"/>
+              <w:bottom w:w="120" w:type="dxa"/>
+              <w:right w:w="180" w:type="dxa"/>
+            </w:tcMar>
+            <w:vAlign w:val="center"/>
+            <w:hideMark/>
+          </w:tcPr>
+          <w:p>
+            <w:r>
+              <w:t xml:space="preserve">Standardize button treatments across pages. </w:t>
+            </w:r>
+          </w:p>
+        </w:tc>
+        <w:tc>
+          <w:tcPr>
+            <w:tcW w:w="0" w:type="auto"/>
+            <w:tcBorders>
+              <w:top w:val="single" w:sz="6" w:space="0" w:color="C4C7C5"/>
+              <w:left w:val="single" w:sz="6" w:space="0" w:color="C4C7C5"/>
+              <w:bottom w:val="single" w:sz="6" w:space="0" w:color="C4C7C5"/>
+              <w:right w:val="single" w:sz="6" w:space="0" w:color="C4C7C5"/>
+            </w:tcBorders>
+            <w:tcMar>
+              <w:top w:w="120" w:type="dxa"/>
+              <w:left w:w="180" w:type="dxa"/>
+              <w:bottom w:w="120" w:type="dxa"/>
+              <w:right w:w="180" w:type="dxa"/>
+            </w:tcMar>
+            <w:vAlign w:val="center"/>
+            <w:hideMark/>
+          </w:tcPr>
+          <w:p>
+            <w:r>
+              <w:t xml:space="preserve">Remove pre-checked add-ons and modal interruptions. </w:t>
+            </w:r>
+          </w:p>
+        </w:tc>
+        <w:tc>
+          <w:tcPr>
+            <w:tcW w:w="0" w:type="auto"/>
+            <w:tcBorders>
+              <w:top w:val="single" w:sz="6" w:space="0" w:color="C4C7C5"/>
+              <w:left w:val="single" w:sz="6" w:space="0" w:color="C4C7C5"/>
+              <w:bottom w:val="single" w:sz="6" w:space="0" w:color="C4C7C5"/>
+              <w:right w:val="single" w:sz="6" w:space="0" w:color="C4C7C5"/>
+            </w:tcBorders>
+            <w:tcMar>
+              <w:top w:w="120" w:type="dxa"/>
+              <w:left w:w="180" w:type="dxa"/>
+              <w:bottom w:w="120" w:type="dxa"/>
+              <w:right w:w="180" w:type="dxa"/>
+            </w:tcMar>
+            <w:vAlign w:val="center"/>
+            <w:hideMark/>
+          </w:tcPr>
+          <w:p>
+            <w:r>
+              <w:t xml:space="preserve">Provide clear stage-by-stage verification updates. </w:t>
             </w:r>
           </w:p>
         </w:tc>
@@ -1691,268 +1735,257 @@
         <w:rPr>
           <w:b/>
           <w:bCs/>
-          <w:sz w:val="32"/>
-          <w:szCs w:val="32"/>
-        </w:rPr>
-      </w:pPr>
-    </w:p>
-    <w:p>
-      <w:pPr>
-        <w:rPr>
-          <w:b/>
-          <w:bCs/>
-          <w:sz w:val="32"/>
-          <w:szCs w:val="32"/>
-        </w:rPr>
-      </w:pPr>
-      <w:r>
-        <w:rPr>
-          <w:b/>
-          <w:bCs/>
-          <w:sz w:val="32"/>
-          <w:szCs w:val="32"/>
-        </w:rPr>
-        <w:t>4. Persona — Tata 1mg</w:t>
-      </w:r>
-    </w:p>
-    <w:p>
-      <w:r>
-        <w:rPr>
-          <w:b/>
-          <w:bCs/>
-        </w:rPr>
-        <w:t>Name:</w:t>
-      </w:r>
-      <w:r>
-        <w:t xml:space="preserve"> Ramesh Verma</w:t>
-      </w:r>
-    </w:p>
-    <w:p>
-      <w:r>
-        <w:rPr>
-          <w:b/>
-          <w:bCs/>
-        </w:rPr>
-        <w:t>Age:</w:t>
-      </w:r>
-      <w:r>
-        <w:t xml:space="preserve"> 62</w:t>
-      </w:r>
-    </w:p>
-    <w:p>
-      <w:r>
-        <w:rPr>
-          <w:b/>
-          <w:bCs/>
-        </w:rPr>
-        <w:t>Education:</w:t>
-      </w:r>
-      <w:r>
-        <w:t xml:space="preserve"> Retired Civil Servant</w:t>
-      </w:r>
-    </w:p>
-    <w:p>
-      <w:r>
-        <w:rPr>
-          <w:b/>
-          <w:bCs/>
-        </w:rPr>
-        <w:t>Hometown:</w:t>
-      </w:r>
-      <w:r>
-        <w:t xml:space="preserve"> Pune</w:t>
-      </w:r>
-    </w:p>
-    <w:p>
-      <w:r>
-        <w:rPr>
-          <w:b/>
-          <w:bCs/>
-        </w:rPr>
-        <w:t>Family:</w:t>
-      </w:r>
-      <w:r>
-        <w:t xml:space="preserve"> Lives with spouse</w:t>
-      </w:r>
-    </w:p>
-    <w:p>
-      <w:r>
-        <w:rPr>
-          <w:b/>
-          <w:bCs/>
-        </w:rPr>
-        <w:t>Occupation:</w:t>
-      </w:r>
-      <w:r>
-        <w:t xml:space="preserve"> Pensioner</w:t>
-      </w:r>
-    </w:p>
-    <w:p>
-      <w:r>
-        <w:rPr>
-          <w:b/>
-          <w:bCs/>
-        </w:rPr>
-        <w:t>Personal Quote:</w:t>
-      </w:r>
-    </w:p>
-    <w:p>
-      <w:r>
-        <w:rPr>
-          <w:i/>
-          <w:iCs/>
+        </w:rPr>
+      </w:pPr>
+    </w:p>
+    <w:p>
+      <w:pPr>
+        <w:rPr>
+          <w:b/>
+          <w:bCs/>
+        </w:rPr>
+      </w:pPr>
+    </w:p>
+    <w:p>
+      <w:pPr>
+        <w:rPr>
+          <w:b/>
+          <w:bCs/>
+        </w:rPr>
+      </w:pPr>
+    </w:p>
+    <w:p>
+      <w:pPr>
+        <w:rPr>
+          <w:b/>
+          <w:bCs/>
+        </w:rPr>
+      </w:pPr>
+    </w:p>
+    <w:p>
+      <w:pPr>
+        <w:rPr>
+          <w:b/>
+          <w:bCs/>
+        </w:rPr>
+      </w:pPr>
+    </w:p>
+    <w:p>
+      <w:pPr>
+        <w:rPr>
+          <w:b/>
+          <w:bCs/>
+        </w:rPr>
+      </w:pPr>
+    </w:p>
+    <w:p>
+      <w:pPr>
+        <w:rPr>
+          <w:b/>
+          <w:bCs/>
+        </w:rPr>
+      </w:pPr>
+    </w:p>
+    <w:p>
+      <w:pPr>
+        <w:rPr>
+          <w:b/>
+          <w:bCs/>
+        </w:rPr>
+      </w:pPr>
+    </w:p>
+    <w:p>
+      <w:pPr>
+        <w:rPr>
+          <w:b/>
+          <w:bCs/>
+        </w:rPr>
+      </w:pPr>
+    </w:p>
+    <w:p>
+      <w:pPr>
+        <w:rPr>
+          <w:b/>
+          <w:bCs/>
+        </w:rPr>
+      </w:pPr>
+      <w:r>
+        <w:rPr>
+          <w:b/>
+          <w:bCs/>
         </w:rPr>
         <w:lastRenderedPageBreak/>
-        <w:t>"I just want to order my daily heart and blood pressure medicines without struggling with tiny text or annoying pop-ups."</w:t>
-      </w:r>
-    </w:p>
-    <w:p>
-      <w:pPr>
-        <w:numPr>
-          <w:ilvl w:val="0"/>
-          <w:numId w:val="4"/>
-        </w:numPr>
-      </w:pPr>
-      <w:r>
-        <w:rPr>
-          <w:b/>
-          <w:bCs/>
-        </w:rPr>
-        <w:t>Goals:</w:t>
-      </w:r>
-    </w:p>
-    <w:p>
-      <w:pPr>
-        <w:numPr>
-          <w:ilvl w:val="1"/>
-          <w:numId w:val="4"/>
-        </w:numPr>
-      </w:pPr>
-      <w:r>
-        <w:t xml:space="preserve">Find exact prescribed medicine brands quickly. </w:t>
-      </w:r>
-    </w:p>
-    <w:p>
-      <w:pPr>
-        <w:numPr>
-          <w:ilvl w:val="1"/>
-          <w:numId w:val="4"/>
-        </w:numPr>
-      </w:pPr>
-      <w:r>
-        <w:t xml:space="preserve">Compare genuine generic salt alternatives to manage monthly expenses. </w:t>
-      </w:r>
-    </w:p>
-    <w:p>
-      <w:pPr>
-        <w:numPr>
-          <w:ilvl w:val="1"/>
-          <w:numId w:val="4"/>
-        </w:numPr>
-      </w:pPr>
-      <w:r>
-        <w:t xml:space="preserve">Reorder recurring monthly prescriptions in minimum steps. </w:t>
-      </w:r>
-    </w:p>
-    <w:p>
-      <w:pPr>
-        <w:numPr>
-          <w:ilvl w:val="1"/>
-          <w:numId w:val="4"/>
-        </w:numPr>
-      </w:pPr>
-      <w:r>
-        <w:t xml:space="preserve">Receive orders reliably at home without delivery delays. </w:t>
-      </w:r>
-    </w:p>
-    <w:p>
-      <w:pPr>
-        <w:numPr>
-          <w:ilvl w:val="0"/>
-          <w:numId w:val="4"/>
-        </w:numPr>
-      </w:pPr>
-      <w:r>
-        <w:rPr>
-          <w:b/>
-          <w:bCs/>
-        </w:rPr>
-        <w:t>Frustrations:</w:t>
-      </w:r>
-    </w:p>
-    <w:p>
-      <w:pPr>
-        <w:numPr>
-          <w:ilvl w:val="1"/>
-          <w:numId w:val="4"/>
-        </w:numPr>
-      </w:pPr>
-      <w:r>
-        <w:t xml:space="preserve">Flashing promotional banners and subscription ads distract from basic tasks. </w:t>
-      </w:r>
-    </w:p>
-    <w:p>
-      <w:pPr>
-        <w:numPr>
-          <w:ilvl w:val="1"/>
-          <w:numId w:val="4"/>
-        </w:numPr>
-      </w:pPr>
-      <w:r>
-        <w:t xml:space="preserve">Tiny text sizes on dosage and salt compositions strain low vision. </w:t>
-      </w:r>
-    </w:p>
-    <w:p>
-      <w:pPr>
-        <w:numPr>
-          <w:ilvl w:val="1"/>
-          <w:numId w:val="4"/>
-        </w:numPr>
-      </w:pPr>
-      <w:r>
-        <w:t xml:space="preserve">Intermittent checkout modals pushing care plans or sample items cause confusion. </w:t>
-      </w:r>
-    </w:p>
-    <w:p>
-      <w:pPr>
-        <w:numPr>
-          <w:ilvl w:val="1"/>
-          <w:numId w:val="4"/>
-        </w:numPr>
-      </w:pPr>
-      <w:r>
-        <w:t xml:space="preserve">Unclear validation progress after attaching prescription images. </w:t>
-      </w:r>
-    </w:p>
-    <w:p>
-      <w:r>
-        <w:rPr>
-          <w:b/>
-          <w:bCs/>
-        </w:rPr>
-        <w:t>User Story / Scenario:</w:t>
-      </w:r>
-    </w:p>
-    <w:p>
-      <w:r>
-        <w:t xml:space="preserve">Ramesh is a senior citizen who needs to reorder his daily diabetes and hypertension medicines every month. He opens Tata 1mg, searches for his prescribed brands, verifies the generic salt details, uploads his prescription, and completes the purchase. He prefers Tata 1mg for its authenticity and reliability, but wants a simpler, cleaner interface with larger text and fewer visual distractions. </w:t>
-      </w:r>
-    </w:p>
-    <w:p>
-      <w:pPr>
-        <w:rPr>
-          <w:b/>
-          <w:bCs/>
-          <w:sz w:val="32"/>
-          <w:szCs w:val="32"/>
-        </w:rPr>
-      </w:pPr>
-      <w:r>
-        <w:rPr>
-          <w:b/>
-          <w:bCs/>
-          <w:sz w:val="32"/>
-          <w:szCs w:val="32"/>
+        <w:t xml:space="preserve">4. Persona — </w:t>
+      </w:r>
+      <w:proofErr w:type="spellStart"/>
+      <w:r>
+        <w:rPr>
+          <w:b/>
+          <w:bCs/>
+        </w:rPr>
+        <w:t>PharmEasy</w:t>
+      </w:r>
+      <w:proofErr w:type="spellEnd"/>
+    </w:p>
+    <w:p>
+      <w:pPr>
+        <w:rPr>
+          <w:b/>
+          <w:bCs/>
+        </w:rPr>
+      </w:pPr>
+      <w:r>
+        <w:rPr>
+          <w:b/>
+          <w:bCs/>
+        </w:rPr>
+        <w:drawing>
+          <wp:inline distT="0" distB="0" distL="0" distR="0" wp14:anchorId="227B97CD" wp14:editId="5D42F1B5">
+            <wp:extent cx="5731510" cy="3512127"/>
+            <wp:effectExtent l="0" t="0" r="2540" b="0"/>
+            <wp:docPr id="563764686" name="Picture 1"/>
+            <wp:cNvGraphicFramePr>
+              <a:graphicFrameLocks xmlns:a="http://schemas.openxmlformats.org/drawingml/2006/main" noChangeAspect="1"/>
+            </wp:cNvGraphicFramePr>
+            <a:graphic xmlns:a="http://schemas.openxmlformats.org/drawingml/2006/main">
+              <a:graphicData uri="http://schemas.openxmlformats.org/drawingml/2006/picture">
+                <pic:pic xmlns:pic="http://schemas.openxmlformats.org/drawingml/2006/picture">
+                  <pic:nvPicPr>
+                    <pic:cNvPr id="563764686" name=""/>
+                    <pic:cNvPicPr/>
+                  </pic:nvPicPr>
+                  <pic:blipFill>
+                    <a:blip r:embed="rId5"/>
+                    <a:stretch>
+                      <a:fillRect/>
+                    </a:stretch>
+                  </pic:blipFill>
+                  <pic:spPr>
+                    <a:xfrm>
+                      <a:off x="0" y="0"/>
+                      <a:ext cx="5733604" cy="3513410"/>
+                    </a:xfrm>
+                    <a:prstGeom prst="rect">
+                      <a:avLst/>
+                    </a:prstGeom>
+                  </pic:spPr>
+                </pic:pic>
+              </a:graphicData>
+            </a:graphic>
+          </wp:inline>
+        </w:drawing>
+      </w:r>
+    </w:p>
+    <w:p>
+      <w:pPr>
+        <w:rPr>
+          <w:b/>
+          <w:bCs/>
+        </w:rPr>
+      </w:pPr>
+      <w:r>
+        <w:rPr>
+          <w:b/>
+          <w:bCs/>
+        </w:rPr>
+        <w:drawing>
+          <wp:inline distT="0" distB="0" distL="0" distR="0" wp14:anchorId="5F99EBCC" wp14:editId="26A82BCD">
+            <wp:extent cx="5731510" cy="3886200"/>
+            <wp:effectExtent l="0" t="0" r="2540" b="0"/>
+            <wp:docPr id="992976844" name="Picture 1"/>
+            <wp:cNvGraphicFramePr>
+              <a:graphicFrameLocks xmlns:a="http://schemas.openxmlformats.org/drawingml/2006/main" noChangeAspect="1"/>
+            </wp:cNvGraphicFramePr>
+            <a:graphic xmlns:a="http://schemas.openxmlformats.org/drawingml/2006/main">
+              <a:graphicData uri="http://schemas.openxmlformats.org/drawingml/2006/picture">
+                <pic:pic xmlns:pic="http://schemas.openxmlformats.org/drawingml/2006/picture">
+                  <pic:nvPicPr>
+                    <pic:cNvPr id="992976844" name=""/>
+                    <pic:cNvPicPr/>
+                  </pic:nvPicPr>
+                  <pic:blipFill>
+                    <a:blip r:embed="rId6"/>
+                    <a:stretch>
+                      <a:fillRect/>
+                    </a:stretch>
+                  </pic:blipFill>
+                  <pic:spPr>
+                    <a:xfrm>
+                      <a:off x="0" y="0"/>
+                      <a:ext cx="5734137" cy="3887981"/>
+                    </a:xfrm>
+                    <a:prstGeom prst="rect">
+                      <a:avLst/>
+                    </a:prstGeom>
+                  </pic:spPr>
+                </pic:pic>
+              </a:graphicData>
+            </a:graphic>
+          </wp:inline>
+        </w:drawing>
+      </w:r>
+    </w:p>
+    <w:p>
+      <w:pPr>
+        <w:rPr>
+          <w:b/>
+          <w:bCs/>
+        </w:rPr>
+      </w:pPr>
+      <w:r>
+        <w:rPr>
+          <w:b/>
+          <w:bCs/>
+        </w:rPr>
+        <w:lastRenderedPageBreak/>
+        <w:drawing>
+          <wp:inline distT="0" distB="0" distL="0" distR="0" wp14:anchorId="57D95CE8" wp14:editId="428ED560">
+            <wp:extent cx="5430982" cy="2985054"/>
+            <wp:effectExtent l="0" t="0" r="0" b="6350"/>
+            <wp:docPr id="1333062424" name="Picture 1"/>
+            <wp:cNvGraphicFramePr>
+              <a:graphicFrameLocks xmlns:a="http://schemas.openxmlformats.org/drawingml/2006/main" noChangeAspect="1"/>
+            </wp:cNvGraphicFramePr>
+            <a:graphic xmlns:a="http://schemas.openxmlformats.org/drawingml/2006/main">
+              <a:graphicData uri="http://schemas.openxmlformats.org/drawingml/2006/picture">
+                <pic:pic xmlns:pic="http://schemas.openxmlformats.org/drawingml/2006/picture">
+                  <pic:nvPicPr>
+                    <pic:cNvPr id="1333062424" name=""/>
+                    <pic:cNvPicPr/>
+                  </pic:nvPicPr>
+                  <pic:blipFill>
+                    <a:blip r:embed="rId7"/>
+                    <a:stretch>
+                      <a:fillRect/>
+                    </a:stretch>
+                  </pic:blipFill>
+                  <pic:spPr>
+                    <a:xfrm>
+                      <a:off x="0" y="0"/>
+                      <a:ext cx="5433779" cy="2986591"/>
+                    </a:xfrm>
+                    <a:prstGeom prst="rect">
+                      <a:avLst/>
+                    </a:prstGeom>
+                  </pic:spPr>
+                </pic:pic>
+              </a:graphicData>
+            </a:graphic>
+          </wp:inline>
+        </w:drawing>
+      </w:r>
+    </w:p>
+    <w:p>
+      <w:pPr>
+        <w:rPr>
+          <w:b/>
+          <w:bCs/>
+        </w:rPr>
+      </w:pPr>
+      <w:r>
+        <w:rPr>
+          <w:b/>
+          <w:bCs/>
         </w:rPr>
         <w:t>5. Gaps &amp; Future Improvements</w:t>
       </w:r>
@@ -1970,8 +2003,8 @@
         <w:tblLook w:val="04A0" w:firstRow="1" w:lastRow="0" w:firstColumn="1" w:lastColumn="0" w:noHBand="0" w:noVBand="1"/>
       </w:tblPr>
       <w:tblGrid>
-        <w:gridCol w:w="2768"/>
-        <w:gridCol w:w="6242"/>
+        <w:gridCol w:w="2349"/>
+        <w:gridCol w:w="6661"/>
       </w:tblGrid>
       <w:tr>
         <w:trPr>
@@ -2063,31 +2096,31 @@
                 <w:b/>
                 <w:bCs/>
               </w:rPr>
-              <w:t>Overcrowded Homepage Layout</w:t>
-            </w:r>
-          </w:p>
-        </w:tc>
-        <w:tc>
-          <w:tcPr>
-            <w:tcW w:w="0" w:type="auto"/>
-            <w:tcBorders>
-              <w:top w:val="single" w:sz="6" w:space="0" w:color="C4C7C5"/>
-              <w:left w:val="single" w:sz="6" w:space="0" w:color="C4C7C5"/>
-              <w:bottom w:val="single" w:sz="6" w:space="0" w:color="C4C7C5"/>
-              <w:right w:val="single" w:sz="6" w:space="0" w:color="C4C7C5"/>
-            </w:tcBorders>
-            <w:tcMar>
-              <w:top w:w="120" w:type="dxa"/>
-              <w:left w:w="180" w:type="dxa"/>
-              <w:bottom w:w="120" w:type="dxa"/>
-              <w:right w:w="180" w:type="dxa"/>
-            </w:tcMar>
-            <w:vAlign w:val="center"/>
-            <w:hideMark/>
-          </w:tcPr>
-          <w:p>
-            <w:r>
-              <w:t xml:space="preserve">Introduce a "Minimalist Mode" / Senior-friendly toggle with clean search and large text. </w:t>
+              <w:t>Excessive Visual Clutter</w:t>
+            </w:r>
+          </w:p>
+        </w:tc>
+        <w:tc>
+          <w:tcPr>
+            <w:tcW w:w="0" w:type="auto"/>
+            <w:tcBorders>
+              <w:top w:val="single" w:sz="6" w:space="0" w:color="C4C7C5"/>
+              <w:left w:val="single" w:sz="6" w:space="0" w:color="C4C7C5"/>
+              <w:bottom w:val="single" w:sz="6" w:space="0" w:color="C4C7C5"/>
+              <w:right w:val="single" w:sz="6" w:space="0" w:color="C4C7C5"/>
+            </w:tcBorders>
+            <w:tcMar>
+              <w:top w:w="120" w:type="dxa"/>
+              <w:left w:w="180" w:type="dxa"/>
+              <w:bottom w:w="120" w:type="dxa"/>
+              <w:right w:w="180" w:type="dxa"/>
+            </w:tcMar>
+            <w:vAlign w:val="center"/>
+            <w:hideMark/>
+          </w:tcPr>
+          <w:p>
+            <w:r>
+              <w:t xml:space="preserve">De-clutter homepage, limiting banner carousels to maximum 3 primary slots. </w:t>
             </w:r>
           </w:p>
         </w:tc>
@@ -2120,31 +2153,31 @@
                 <w:b/>
                 <w:bCs/>
               </w:rPr>
-              <w:t>Checkout Upsell Modals</w:t>
-            </w:r>
-          </w:p>
-        </w:tc>
-        <w:tc>
-          <w:tcPr>
-            <w:tcW w:w="0" w:type="auto"/>
-            <w:tcBorders>
-              <w:top w:val="single" w:sz="6" w:space="0" w:color="C4C7C5"/>
-              <w:left w:val="single" w:sz="6" w:space="0" w:color="C4C7C5"/>
-              <w:bottom w:val="single" w:sz="6" w:space="0" w:color="C4C7C5"/>
-              <w:right w:val="single" w:sz="6" w:space="0" w:color="C4C7C5"/>
-            </w:tcBorders>
-            <w:tcMar>
-              <w:top w:w="120" w:type="dxa"/>
-              <w:left w:w="180" w:type="dxa"/>
-              <w:bottom w:w="120" w:type="dxa"/>
-              <w:right w:w="180" w:type="dxa"/>
-            </w:tcMar>
-            <w:vAlign w:val="center"/>
-            <w:hideMark/>
-          </w:tcPr>
-          <w:p>
-            <w:r>
-              <w:t xml:space="preserve">Replace modal pop-ups with non-intrusive inline cart suggestions. </w:t>
+              <w:t>Inconsistent CTAs</w:t>
+            </w:r>
+          </w:p>
+        </w:tc>
+        <w:tc>
+          <w:tcPr>
+            <w:tcW w:w="0" w:type="auto"/>
+            <w:tcBorders>
+              <w:top w:val="single" w:sz="6" w:space="0" w:color="C4C7C5"/>
+              <w:left w:val="single" w:sz="6" w:space="0" w:color="C4C7C5"/>
+              <w:bottom w:val="single" w:sz="6" w:space="0" w:color="C4C7C5"/>
+              <w:right w:val="single" w:sz="6" w:space="0" w:color="C4C7C5"/>
+            </w:tcBorders>
+            <w:tcMar>
+              <w:top w:w="120" w:type="dxa"/>
+              <w:left w:w="180" w:type="dxa"/>
+              <w:bottom w:w="120" w:type="dxa"/>
+              <w:right w:w="180" w:type="dxa"/>
+            </w:tcMar>
+            <w:vAlign w:val="center"/>
+            <w:hideMark/>
+          </w:tcPr>
+          <w:p>
+            <w:r>
+              <w:t xml:space="preserve">Implement a unified design system with standardized primary, secondary, and tertiary button styles. </w:t>
             </w:r>
           </w:p>
         </w:tc>
@@ -2177,71 +2210,31 @@
                 <w:b/>
                 <w:bCs/>
               </w:rPr>
-              <w:t>Unclear Prescription Status</w:t>
-            </w:r>
-          </w:p>
-        </w:tc>
-        <w:tc>
-          <w:tcPr>
-            <w:tcW w:w="0" w:type="auto"/>
-            <w:tcBorders>
-              <w:top w:val="single" w:sz="6" w:space="0" w:color="C4C7C5"/>
-              <w:left w:val="single" w:sz="6" w:space="0" w:color="C4C7C5"/>
-              <w:bottom w:val="single" w:sz="6" w:space="0" w:color="C4C7C5"/>
-              <w:right w:val="single" w:sz="6" w:space="0" w:color="C4C7C5"/>
-            </w:tcBorders>
-            <w:tcMar>
-              <w:top w:w="120" w:type="dxa"/>
-              <w:left w:w="180" w:type="dxa"/>
-              <w:bottom w:w="120" w:type="dxa"/>
-              <w:right w:w="180" w:type="dxa"/>
-            </w:tcMar>
-            <w:vAlign w:val="center"/>
-            <w:hideMark/>
-          </w:tcPr>
-          <w:p>
-            <w:r>
-              <w:t xml:space="preserve">Provide real-time step progress indicators (e.g., </w:t>
-            </w:r>
-            <w:r>
-              <w:rPr>
-                <w:i/>
-                <w:iCs/>
-              </w:rPr>
-              <w:t xml:space="preserve">Uploaded </w:t>
-            </w:r>
-            <m:oMath>
-              <m:r>
-                <w:rPr>
-                  <w:rFonts w:ascii="Cambria Math" w:hAnsi="Cambria Math"/>
-                </w:rPr>
-                <m:t>→</m:t>
-              </m:r>
-            </m:oMath>
-            <w:r>
-              <w:rPr>
-                <w:i/>
-                <w:iCs/>
-              </w:rPr>
-              <w:t xml:space="preserve"> Under Verification </w:t>
-            </w:r>
-            <m:oMath>
-              <m:r>
-                <w:rPr>
-                  <w:rFonts w:ascii="Cambria Math" w:hAnsi="Cambria Math"/>
-                </w:rPr>
-                <m:t>→</m:t>
-              </m:r>
-            </m:oMath>
-            <w:r>
-              <w:rPr>
-                <w:i/>
-                <w:iCs/>
-              </w:rPr>
-              <w:t xml:space="preserve"> Approved</w:t>
-            </w:r>
-            <w:r>
-              <w:t xml:space="preserve">). </w:t>
+              <w:t>Pre-Checked Cart Add-ons</w:t>
+            </w:r>
+          </w:p>
+        </w:tc>
+        <w:tc>
+          <w:tcPr>
+            <w:tcW w:w="0" w:type="auto"/>
+            <w:tcBorders>
+              <w:top w:val="single" w:sz="6" w:space="0" w:color="C4C7C5"/>
+              <w:left w:val="single" w:sz="6" w:space="0" w:color="C4C7C5"/>
+              <w:bottom w:val="single" w:sz="6" w:space="0" w:color="C4C7C5"/>
+              <w:right w:val="single" w:sz="6" w:space="0" w:color="C4C7C5"/>
+            </w:tcBorders>
+            <w:tcMar>
+              <w:top w:w="120" w:type="dxa"/>
+              <w:left w:w="180" w:type="dxa"/>
+              <w:bottom w:w="120" w:type="dxa"/>
+              <w:right w:w="180" w:type="dxa"/>
+            </w:tcMar>
+            <w:vAlign w:val="center"/>
+            <w:hideMark/>
+          </w:tcPr>
+          <w:p>
+            <w:r>
+              <w:t xml:space="preserve">Ensure all optional paid plans or sample items are opt-in rather than pre-selected. </w:t>
             </w:r>
           </w:p>
         </w:tc>
@@ -2274,31 +2267,31 @@
                 <w:b/>
                 <w:bCs/>
               </w:rPr>
-              <w:t>Hard to Compare Generic Salts</w:t>
-            </w:r>
-          </w:p>
-        </w:tc>
-        <w:tc>
-          <w:tcPr>
-            <w:tcW w:w="0" w:type="auto"/>
-            <w:tcBorders>
-              <w:top w:val="single" w:sz="6" w:space="0" w:color="C4C7C5"/>
-              <w:left w:val="single" w:sz="6" w:space="0" w:color="C4C7C5"/>
-              <w:bottom w:val="single" w:sz="6" w:space="0" w:color="C4C7C5"/>
-              <w:right w:val="single" w:sz="6" w:space="0" w:color="C4C7C5"/>
-            </w:tcBorders>
-            <w:tcMar>
-              <w:top w:w="120" w:type="dxa"/>
-              <w:left w:w="180" w:type="dxa"/>
-              <w:bottom w:w="120" w:type="dxa"/>
-              <w:right w:w="180" w:type="dxa"/>
-            </w:tcMar>
-            <w:vAlign w:val="center"/>
-            <w:hideMark/>
-          </w:tcPr>
-          <w:p>
-            <w:r>
-              <w:t xml:space="preserve">Add a 1-click "Compare Generic Substitutes" side-by-side table. </w:t>
+              <w:t>Poor Search Zero-States</w:t>
+            </w:r>
+          </w:p>
+        </w:tc>
+        <w:tc>
+          <w:tcPr>
+            <w:tcW w:w="0" w:type="auto"/>
+            <w:tcBorders>
+              <w:top w:val="single" w:sz="6" w:space="0" w:color="C4C7C5"/>
+              <w:left w:val="single" w:sz="6" w:space="0" w:color="C4C7C5"/>
+              <w:bottom w:val="single" w:sz="6" w:space="0" w:color="C4C7C5"/>
+              <w:right w:val="single" w:sz="6" w:space="0" w:color="C4C7C5"/>
+            </w:tcBorders>
+            <w:tcMar>
+              <w:top w:w="120" w:type="dxa"/>
+              <w:left w:w="180" w:type="dxa"/>
+              <w:bottom w:w="120" w:type="dxa"/>
+              <w:right w:w="180" w:type="dxa"/>
+            </w:tcMar>
+            <w:vAlign w:val="center"/>
+            <w:hideMark/>
+          </w:tcPr>
+          <w:p>
+            <w:r>
+              <w:t xml:space="preserve">Implement smart auto-correct and generic salt recommendations for out-of-stock items. </w:t>
             </w:r>
           </w:p>
         </w:tc>
@@ -2331,31 +2324,31 @@
                 <w:b/>
                 <w:bCs/>
               </w:rPr>
-              <w:t>Dense Text Layouts on Mobile</w:t>
-            </w:r>
-          </w:p>
-        </w:tc>
-        <w:tc>
-          <w:tcPr>
-            <w:tcW w:w="0" w:type="auto"/>
-            <w:tcBorders>
-              <w:top w:val="single" w:sz="6" w:space="0" w:color="C4C7C5"/>
-              <w:left w:val="single" w:sz="6" w:space="0" w:color="C4C7C5"/>
-              <w:bottom w:val="single" w:sz="6" w:space="0" w:color="C4C7C5"/>
-              <w:right w:val="single" w:sz="6" w:space="0" w:color="C4C7C5"/>
-            </w:tcBorders>
-            <w:tcMar>
-              <w:top w:w="120" w:type="dxa"/>
-              <w:left w:w="180" w:type="dxa"/>
-              <w:bottom w:w="120" w:type="dxa"/>
-              <w:right w:w="180" w:type="dxa"/>
-            </w:tcMar>
-            <w:vAlign w:val="center"/>
-            <w:hideMark/>
-          </w:tcPr>
-          <w:p>
-            <w:r>
-              <w:t xml:space="preserve">Increase line spacing, font size, and visual contrast for clinical warnings. </w:t>
+              <w:t>Low Accessibility Contrast</w:t>
+            </w:r>
+          </w:p>
+        </w:tc>
+        <w:tc>
+          <w:tcPr>
+            <w:tcW w:w="0" w:type="auto"/>
+            <w:tcBorders>
+              <w:top w:val="single" w:sz="6" w:space="0" w:color="C4C7C5"/>
+              <w:left w:val="single" w:sz="6" w:space="0" w:color="C4C7C5"/>
+              <w:bottom w:val="single" w:sz="6" w:space="0" w:color="C4C7C5"/>
+              <w:right w:val="single" w:sz="6" w:space="0" w:color="C4C7C5"/>
+            </w:tcBorders>
+            <w:tcMar>
+              <w:top w:w="120" w:type="dxa"/>
+              <w:left w:w="180" w:type="dxa"/>
+              <w:bottom w:w="120" w:type="dxa"/>
+              <w:right w:w="180" w:type="dxa"/>
+            </w:tcMar>
+            <w:vAlign w:val="center"/>
+            <w:hideMark/>
+          </w:tcPr>
+          <w:p>
+            <w:r>
+              <w:t xml:space="preserve">Upgrade text contrast ratios and add mandatory screen-reader alt tags to all banners. </w:t>
             </w:r>
           </w:p>
         </w:tc>
@@ -2388,32 +2381,39 @@
                 <w:b/>
                 <w:bCs/>
               </w:rPr>
-              <w:lastRenderedPageBreak/>
-              <w:t>Manual Reordering Friction</w:t>
-            </w:r>
-          </w:p>
-        </w:tc>
-        <w:tc>
-          <w:tcPr>
-            <w:tcW w:w="0" w:type="auto"/>
-            <w:tcBorders>
-              <w:top w:val="single" w:sz="6" w:space="0" w:color="C4C7C5"/>
-              <w:left w:val="single" w:sz="6" w:space="0" w:color="C4C7C5"/>
-              <w:bottom w:val="single" w:sz="6" w:space="0" w:color="C4C7C5"/>
-              <w:right w:val="single" w:sz="6" w:space="0" w:color="C4C7C5"/>
-            </w:tcBorders>
-            <w:tcMar>
-              <w:top w:w="120" w:type="dxa"/>
-              <w:left w:w="180" w:type="dxa"/>
-              <w:bottom w:w="120" w:type="dxa"/>
-              <w:right w:w="180" w:type="dxa"/>
-            </w:tcMar>
-            <w:vAlign w:val="center"/>
-            <w:hideMark/>
-          </w:tcPr>
-          <w:p>
-            <w:r>
-              <w:t xml:space="preserve">Implement a "1-Click Monthly Auto-Refill" dashboard widget. </w:t>
+              <w:t>Modal Interaction Flaws</w:t>
+            </w:r>
+          </w:p>
+        </w:tc>
+        <w:tc>
+          <w:tcPr>
+            <w:tcW w:w="0" w:type="auto"/>
+            <w:tcBorders>
+              <w:top w:val="single" w:sz="6" w:space="0" w:color="C4C7C5"/>
+              <w:left w:val="single" w:sz="6" w:space="0" w:color="C4C7C5"/>
+              <w:bottom w:val="single" w:sz="6" w:space="0" w:color="C4C7C5"/>
+              <w:right w:val="single" w:sz="6" w:space="0" w:color="C4C7C5"/>
+            </w:tcBorders>
+            <w:tcMar>
+              <w:top w:w="120" w:type="dxa"/>
+              <w:left w:w="180" w:type="dxa"/>
+              <w:bottom w:w="120" w:type="dxa"/>
+              <w:right w:w="180" w:type="dxa"/>
+            </w:tcMar>
+            <w:vAlign w:val="center"/>
+            <w:hideMark/>
+          </w:tcPr>
+          <w:p>
+            <w:r>
+              <w:t xml:space="preserve">Standardize dialog </w:t>
+            </w:r>
+            <w:proofErr w:type="spellStart"/>
+            <w:r>
+              <w:t>behavior</w:t>
+            </w:r>
+            <w:proofErr w:type="spellEnd"/>
+            <w:r>
+              <w:t xml:space="preserve"> (e.g., consistent side-sheets for secondary tasks). </w:t>
             </w:r>
           </w:p>
         </w:tc>
@@ -2424,16 +2424,12 @@
         <w:rPr>
           <w:b/>
           <w:bCs/>
-          <w:sz w:val="32"/>
-          <w:szCs w:val="32"/>
-        </w:rPr>
-      </w:pPr>
-      <w:r>
-        <w:rPr>
-          <w:b/>
-          <w:bCs/>
-          <w:sz w:val="32"/>
-          <w:szCs w:val="32"/>
+        </w:rPr>
+      </w:pPr>
+      <w:r>
+        <w:rPr>
+          <w:b/>
+          <w:bCs/>
         </w:rPr>
         <w:t>Future Features</w:t>
       </w:r>
@@ -2442,7 +2438,7 @@
       <w:pPr>
         <w:numPr>
           <w:ilvl w:val="0"/>
-          <w:numId w:val="5"/>
+          <w:numId w:val="3"/>
         </w:numPr>
       </w:pPr>
       <w:r>
@@ -2450,17 +2446,17 @@
           <w:b/>
           <w:bCs/>
         </w:rPr>
-        <w:t>1-Click Chronic Care Refill Widget:</w:t>
-      </w:r>
-      <w:r>
-        <w:t xml:space="preserve"> Automatically detects recurring medicine schedules and prompts a single-tap reorder directly from the home feed. </w:t>
+        <w:t>Express Refill Dashboard:</w:t>
+      </w:r>
+      <w:r>
+        <w:t xml:space="preserve"> A dedicated 1-click reorder widget on the main screen for saved chronic prescriptions. </w:t>
       </w:r>
     </w:p>
     <w:p>
       <w:pPr>
         <w:numPr>
           <w:ilvl w:val="0"/>
-          <w:numId w:val="5"/>
+          <w:numId w:val="3"/>
         </w:numPr>
       </w:pPr>
       <w:r>
@@ -2468,17 +2464,18 @@
           <w:b/>
           <w:bCs/>
         </w:rPr>
-        <w:t>Senior Accessibility Mode:</w:t>
-      </w:r>
-      <w:r>
-        <w:t xml:space="preserve"> Toggle button to increase font sizes, enlarge touch targets, and hide promotional ad carousels. </w:t>
+        <w:lastRenderedPageBreak/>
+        <w:t>Unified Smart Search Engine:</w:t>
+      </w:r>
+      <w:r>
+        <w:t xml:space="preserve"> Multi-parameter search supporting brand names, active generic salts, health conditions, and symptom filters. </w:t>
       </w:r>
     </w:p>
     <w:p>
       <w:pPr>
         <w:numPr>
           <w:ilvl w:val="0"/>
-          <w:numId w:val="5"/>
+          <w:numId w:val="3"/>
         </w:numPr>
       </w:pPr>
       <w:r>
@@ -2486,17 +2483,57 @@
           <w:b/>
           <w:bCs/>
         </w:rPr>
-        <w:t>Smart Generic Substitute Comparison:</w:t>
-      </w:r>
-      <w:r>
-        <w:t xml:space="preserve"> Side-by-side comparison matrix showing price differences, manufacturer, and safety ratings between brand-name drugs and generic equivalents. </w:t>
+        <w:t>Transparent Prescription Verification Tracker:</w:t>
+      </w:r>
+      <w:r>
+        <w:t xml:space="preserve"> A real-time visual progress widget showing </w:t>
+      </w:r>
+      <w:r>
+        <w:rPr>
+          <w:i/>
+          <w:iCs/>
+        </w:rPr>
+        <w:t xml:space="preserve">Uploaded </w:t>
+      </w:r>
+      <m:oMath>
+        <m:r>
+          <w:rPr>
+            <w:rFonts w:ascii="Cambria Math" w:hAnsi="Cambria Math"/>
+          </w:rPr>
+          <m:t>→</m:t>
+        </m:r>
+      </m:oMath>
+      <w:r>
+        <w:rPr>
+          <w:i/>
+          <w:iCs/>
+        </w:rPr>
+        <w:t xml:space="preserve"> Pharmacist Reviewing </w:t>
+      </w:r>
+      <m:oMath>
+        <m:r>
+          <w:rPr>
+            <w:rFonts w:ascii="Cambria Math" w:hAnsi="Cambria Math"/>
+          </w:rPr>
+          <m:t>→</m:t>
+        </m:r>
+      </m:oMath>
+      <w:r>
+        <w:rPr>
+          <w:i/>
+          <w:iCs/>
+        </w:rPr>
+        <w:t xml:space="preserve"> Items Added to Cart</w:t>
+      </w:r>
+      <w:r>
+        <w:t xml:space="preserve">. </w:t>
       </w:r>
     </w:p>
     <w:p>
       <w:pPr>
         <w:numPr>
           <w:ilvl w:val="0"/>
-          <w:numId w:val="5"/>
+          <w:numId w:val="3"/>
         </w:numPr>
       </w:pPr>
       <w:r>
@@ -2504,17 +2541,17 @@
           <w:b/>
           <w:bCs/>
         </w:rPr>
-        <w:t>Live Pharmacist Verification Tracker:</w:t>
-      </w:r>
-      <w:r>
-        <w:t xml:space="preserve"> Step-by-step visual tracker showing real-time prescription review by certified pharmacists. </w:t>
+        <w:t>Elderly Assistance Mode:</w:t>
+      </w:r>
+      <w:r>
+        <w:t xml:space="preserve"> A simplified interface mode featuring larger font sizes, high-contrast buttons, and zero advertisement pop-ups. </w:t>
       </w:r>
     </w:p>
     <w:p>
       <w:pPr>
         <w:numPr>
           <w:ilvl w:val="0"/>
-          <w:numId w:val="5"/>
+          <w:numId w:val="3"/>
         </w:numPr>
       </w:pPr>
       <w:r>
@@ -2522,17 +2559,17 @@
           <w:b/>
           <w:bCs/>
         </w:rPr>
-        <w:t>Auto-Apply Best Coupon at Checkout:</w:t>
-      </w:r>
-      <w:r>
-        <w:t xml:space="preserve"> Eliminates manual code hunting by automatically applying the best eligible discount at payment. </w:t>
+        <w:t>Automated Smart Coupon Finder:</w:t>
+      </w:r>
+      <w:r>
+        <w:t xml:space="preserve"> Automatically applies the maximum eligible discount code without forcing users to browse banner carousels. </w:t>
       </w:r>
     </w:p>
     <w:p>
       <w:pPr>
         <w:numPr>
           <w:ilvl w:val="0"/>
-          <w:numId w:val="5"/>
+          <w:numId w:val="3"/>
         </w:numPr>
       </w:pPr>
       <w:r>
@@ -2540,10 +2577,10 @@
           <w:b/>
           <w:bCs/>
         </w:rPr>
-        <w:t>Smart Medicine Reminder &amp; Storage Tracker:</w:t>
-      </w:r>
-      <w:r>
-        <w:t xml:space="preserve"> Mobile alerts reminding users when to take doses and alerting them when home stocks are running low. </w:t>
+        <w:t>One-Tap Complaint &amp; Refund Portal:</w:t>
+      </w:r>
+      <w:r>
+        <w:t xml:space="preserve"> Direct self-service resolution for missing, delayed, or damaged medicine packages. </w:t>
       </w:r>
     </w:p>
     <w:p/>
@@ -2560,9 +2597,9 @@
 <file path=word/numbering.xml><?xml version="1.0" encoding="utf-8"?>
 <w:numbering xmlns:wpc="http://schemas.microsoft.com/office/word/2010/wordprocessingCanvas" xmlns:cx="http://schemas.microsoft.com/office/drawing/2014/chartex" xmlns:cx1="http://schemas.microsoft.com/office/drawing/2015/9/8/chartex" xmlns:cx2="http://schemas.microsoft.com/office/drawing/2015/10/21/chartex" xmlns:cx3="http://schemas.microsoft.com/office/drawing/2016/5/9/chartex" xmlns:cx4="http://schemas.microsoft.com/office/drawing/2016/5/10/chartex" xmlns:cx5="http://schemas.microsoft.com/office/drawing/2016/5/11/chartex" xmlns:cx6="http://schemas.microsoft.com/office/drawing/2016/5/12/chartex" xmlns:cx7="http://schemas.microsoft.com/office/drawing/2016/5/13/chartex" xmlns:cx8="http://schemas.microsoft.com/office/drawing/2016/5/14/chartex" xmlns:mc="http://schemas.openxmlformats.org/markup-compatibility/2006" xmlns:aink="http://schemas.microsoft.com/office/drawing/2016/ink" xmlns:am3d="http://schemas.microsoft.com/office/drawing/2017/model3d" xmlns:o="urn:schemas-microsoft-com:office:office" xmlns:oel="http://schemas.microsoft.com/office/2019/extlst" xmlns:r="http://schemas.openxmlformats.org/officeDocument/2006/relationships" xmlns:m="http://schemas.openxmlformats.org/officeDocument/2006/math" xmlns:v="urn:schemas-microsoft-com:vml" xmlns:wp14="http://schemas.microsoft.com/office/word/2010/wordprocessingDrawing" xmlns:wp="http://schemas.openxmlformats.org/drawingml/2006/wordprocessingDrawing" xmlns:w10="urn:schemas-microsoft-com:office:word" xmlns:w="http://schemas.openxmlformats.org/wordprocessingml/2006/main" xmlns:w14="http://schemas.microsoft.com/office/word/2010/wordml" xmlns:w15="http://schemas.microsoft.com/office/word/2012/wordml" xmlns:w16cei="http://schemas.microsoft.com/office/word/2026/wordml/cei" xmlns:w16cex="http://schemas.microsoft.com/office/word/2018/wordml/cex" xmlns:w16cid="http://schemas.microsoft.com/office/word/2016/wordml/cid" xmlns:w16="http://schemas.microsoft.com/office/word/2018/wordml" xmlns:w16du="http://schemas.microsoft.com/office/word/2023/wordml/word16du" xmlns:w16sdtdh="http://schemas.microsoft.com/office/word/2020/wordml/sdtdatahash" xmlns:w16sdtfl="http://schemas.microsoft.com/office/word/2024/wordml/sdtformatlock" xmlns:w16se="http://schemas.microsoft.com/office/word/2015/wordml/symex" xmlns:wpg="http://schemas.microsoft.com/office/word/2010/wordprocessingGroup" xmlns:wpi="http://schemas.microsoft.com/office/word/2010/wordprocessingInk" xmlns:wne="http://schemas.microsoft.com/office/word/2006/wordml" xmlns:wps="http://schemas.microsoft.com/office/word/2010/wordprocessingShape" mc:Ignorable="w14 w15 w16se w16cid w16 w16cex w16sdtdh w16sdtfl w16du wp14">
   <w:abstractNum w:abstractNumId="0" w15:restartNumberingAfterBreak="0">
-    <w:nsid w:val="094308D4"/>
+    <w:nsid w:val="36F80CB6"/>
     <w:multiLevelType w:val="multilevel"/>
-    <w:tmpl w:val="D9B69E18"/>
+    <w:tmpl w:val="B656B984"/>
     <w:lvl w:ilvl="0">
       <w:start w:val="1"/>
       <w:numFmt w:val="decimal"/>
@@ -2673,9 +2710,9 @@
     </w:lvl>
   </w:abstractNum>
   <w:abstractNum w:abstractNumId="1" w15:restartNumberingAfterBreak="0">
-    <w:nsid w:val="22607D50"/>
+    <w:nsid w:val="490D4460"/>
     <w:multiLevelType w:val="multilevel"/>
-    <w:tmpl w:val="7262B664"/>
+    <w:tmpl w:val="9F027CF2"/>
     <w:lvl w:ilvl="0">
       <w:start w:val="1"/>
       <w:numFmt w:val="decimal"/>
@@ -2688,10 +2725,10 @@
         <w:ind w:left="720" w:hanging="360"/>
       </w:pPr>
     </w:lvl>
-    <w:lvl w:ilvl="1">
+    <w:lvl w:ilvl="1" w:tentative="1">
       <w:start w:val="1"/>
-      <w:numFmt w:val="bullet"/>
-      <w:lvlText w:val="o"/>
+      <w:numFmt w:val="decimal"/>
+      <w:lvlText w:val="%2."/>
       <w:lvlJc w:val="left"/>
       <w:pPr>
         <w:tabs>
@@ -2699,10 +2736,6 @@
         </w:tabs>
         <w:ind w:left="1440" w:hanging="360"/>
       </w:pPr>
-      <w:rPr>
-        <w:rFonts w:ascii="Courier New" w:hAnsi="Courier New" w:hint="default"/>
-        <w:sz w:val="20"/>
-      </w:rPr>
     </w:lvl>
     <w:lvl w:ilvl="2" w:tentative="1">
       <w:start w:val="1"/>
@@ -2790,9 +2823,9 @@
     </w:lvl>
   </w:abstractNum>
   <w:abstractNum w:abstractNumId="2" w15:restartNumberingAfterBreak="0">
-    <w:nsid w:val="440D6BFD"/>
+    <w:nsid w:val="742865E6"/>
     <w:multiLevelType w:val="multilevel"/>
-    <w:tmpl w:val="3844D24E"/>
+    <w:tmpl w:val="D682CBDE"/>
     <w:lvl w:ilvl="0">
       <w:start w:val="1"/>
       <w:numFmt w:val="bullet"/>
@@ -2809,7 +2842,7 @@
         <w:sz w:val="20"/>
       </w:rPr>
     </w:lvl>
-    <w:lvl w:ilvl="1" w:tentative="1">
+    <w:lvl w:ilvl="1">
       <w:start w:val="1"/>
       <w:numFmt w:val="bullet"/>
       <w:lvlText w:val="o"/>
@@ -2938,282 +2971,14 @@
       </w:rPr>
     </w:lvl>
   </w:abstractNum>
-  <w:abstractNum w:abstractNumId="3" w15:restartNumberingAfterBreak="0">
-    <w:nsid w:val="61415623"/>
-    <w:multiLevelType w:val="multilevel"/>
-    <w:tmpl w:val="65A4E1B2"/>
-    <w:lvl w:ilvl="0">
-      <w:start w:val="1"/>
-      <w:numFmt w:val="bullet"/>
-      <w:lvlText w:val=""/>
-      <w:lvlJc w:val="left"/>
-      <w:pPr>
-        <w:tabs>
-          <w:tab w:val="num" w:pos="720"/>
-        </w:tabs>
-        <w:ind w:left="720" w:hanging="360"/>
-      </w:pPr>
-      <w:rPr>
-        <w:rFonts w:ascii="Symbol" w:hAnsi="Symbol" w:hint="default"/>
-        <w:sz w:val="20"/>
-      </w:rPr>
-    </w:lvl>
-    <w:lvl w:ilvl="1">
-      <w:start w:val="1"/>
-      <w:numFmt w:val="bullet"/>
-      <w:lvlText w:val="o"/>
-      <w:lvlJc w:val="left"/>
-      <w:pPr>
-        <w:tabs>
-          <w:tab w:val="num" w:pos="1440"/>
-        </w:tabs>
-        <w:ind w:left="1440" w:hanging="360"/>
-      </w:pPr>
-      <w:rPr>
-        <w:rFonts w:ascii="Courier New" w:hAnsi="Courier New" w:hint="default"/>
-        <w:sz w:val="20"/>
-      </w:rPr>
-    </w:lvl>
-    <w:lvl w:ilvl="2" w:tentative="1">
-      <w:start w:val="1"/>
-      <w:numFmt w:val="bullet"/>
-      <w:lvlText w:val=""/>
-      <w:lvlJc w:val="left"/>
-      <w:pPr>
-        <w:tabs>
-          <w:tab w:val="num" w:pos="2160"/>
-        </w:tabs>
-        <w:ind w:left="2160" w:hanging="360"/>
-      </w:pPr>
-      <w:rPr>
-        <w:rFonts w:ascii="Wingdings" w:hAnsi="Wingdings" w:hint="default"/>
-        <w:sz w:val="20"/>
-      </w:rPr>
-    </w:lvl>
-    <w:lvl w:ilvl="3" w:tentative="1">
-      <w:start w:val="1"/>
-      <w:numFmt w:val="bullet"/>
-      <w:lvlText w:val=""/>
-      <w:lvlJc w:val="left"/>
-      <w:pPr>
-        <w:tabs>
-          <w:tab w:val="num" w:pos="2880"/>
-        </w:tabs>
-        <w:ind w:left="2880" w:hanging="360"/>
-      </w:pPr>
-      <w:rPr>
-        <w:rFonts w:ascii="Wingdings" w:hAnsi="Wingdings" w:hint="default"/>
-        <w:sz w:val="20"/>
-      </w:rPr>
-    </w:lvl>
-    <w:lvl w:ilvl="4" w:tentative="1">
-      <w:start w:val="1"/>
-      <w:numFmt w:val="bullet"/>
-      <w:lvlText w:val=""/>
-      <w:lvlJc w:val="left"/>
-      <w:pPr>
-        <w:tabs>
-          <w:tab w:val="num" w:pos="3600"/>
-        </w:tabs>
-        <w:ind w:left="3600" w:hanging="360"/>
-      </w:pPr>
-      <w:rPr>
-        <w:rFonts w:ascii="Wingdings" w:hAnsi="Wingdings" w:hint="default"/>
-        <w:sz w:val="20"/>
-      </w:rPr>
-    </w:lvl>
-    <w:lvl w:ilvl="5" w:tentative="1">
-      <w:start w:val="1"/>
-      <w:numFmt w:val="bullet"/>
-      <w:lvlText w:val=""/>
-      <w:lvlJc w:val="left"/>
-      <w:pPr>
-        <w:tabs>
-          <w:tab w:val="num" w:pos="4320"/>
-        </w:tabs>
-        <w:ind w:left="4320" w:hanging="360"/>
-      </w:pPr>
-      <w:rPr>
-        <w:rFonts w:ascii="Wingdings" w:hAnsi="Wingdings" w:hint="default"/>
-        <w:sz w:val="20"/>
-      </w:rPr>
-    </w:lvl>
-    <w:lvl w:ilvl="6" w:tentative="1">
-      <w:start w:val="1"/>
-      <w:numFmt w:val="bullet"/>
-      <w:lvlText w:val=""/>
-      <w:lvlJc w:val="left"/>
-      <w:pPr>
-        <w:tabs>
-          <w:tab w:val="num" w:pos="5040"/>
-        </w:tabs>
-        <w:ind w:left="5040" w:hanging="360"/>
-      </w:pPr>
-      <w:rPr>
-        <w:rFonts w:ascii="Wingdings" w:hAnsi="Wingdings" w:hint="default"/>
-        <w:sz w:val="20"/>
-      </w:rPr>
-    </w:lvl>
-    <w:lvl w:ilvl="7" w:tentative="1">
-      <w:start w:val="1"/>
-      <w:numFmt w:val="bullet"/>
-      <w:lvlText w:val=""/>
-      <w:lvlJc w:val="left"/>
-      <w:pPr>
-        <w:tabs>
-          <w:tab w:val="num" w:pos="5760"/>
-        </w:tabs>
-        <w:ind w:left="5760" w:hanging="360"/>
-      </w:pPr>
-      <w:rPr>
-        <w:rFonts w:ascii="Wingdings" w:hAnsi="Wingdings" w:hint="default"/>
-        <w:sz w:val="20"/>
-      </w:rPr>
-    </w:lvl>
-    <w:lvl w:ilvl="8" w:tentative="1">
-      <w:start w:val="1"/>
-      <w:numFmt w:val="bullet"/>
-      <w:lvlText w:val=""/>
-      <w:lvlJc w:val="left"/>
-      <w:pPr>
-        <w:tabs>
-          <w:tab w:val="num" w:pos="6480"/>
-        </w:tabs>
-        <w:ind w:left="6480" w:hanging="360"/>
-      </w:pPr>
-      <w:rPr>
-        <w:rFonts w:ascii="Wingdings" w:hAnsi="Wingdings" w:hint="default"/>
-        <w:sz w:val="20"/>
-      </w:rPr>
-    </w:lvl>
-  </w:abstractNum>
-  <w:abstractNum w:abstractNumId="4" w15:restartNumberingAfterBreak="0">
-    <w:nsid w:val="727A7C69"/>
-    <w:multiLevelType w:val="multilevel"/>
-    <w:tmpl w:val="3D02EFA0"/>
-    <w:lvl w:ilvl="0">
-      <w:start w:val="1"/>
-      <w:numFmt w:val="decimal"/>
-      <w:lvlText w:val="%1."/>
-      <w:lvlJc w:val="left"/>
-      <w:pPr>
-        <w:tabs>
-          <w:tab w:val="num" w:pos="720"/>
-        </w:tabs>
-        <w:ind w:left="720" w:hanging="360"/>
-      </w:pPr>
-    </w:lvl>
-    <w:lvl w:ilvl="1" w:tentative="1">
-      <w:start w:val="1"/>
-      <w:numFmt w:val="decimal"/>
-      <w:lvlText w:val="%2."/>
-      <w:lvlJc w:val="left"/>
-      <w:pPr>
-        <w:tabs>
-          <w:tab w:val="num" w:pos="1440"/>
-        </w:tabs>
-        <w:ind w:left="1440" w:hanging="360"/>
-      </w:pPr>
-    </w:lvl>
-    <w:lvl w:ilvl="2" w:tentative="1">
-      <w:start w:val="1"/>
-      <w:numFmt w:val="decimal"/>
-      <w:lvlText w:val="%3."/>
-      <w:lvlJc w:val="left"/>
-      <w:pPr>
-        <w:tabs>
-          <w:tab w:val="num" w:pos="2160"/>
-        </w:tabs>
-        <w:ind w:left="2160" w:hanging="360"/>
-      </w:pPr>
-    </w:lvl>
-    <w:lvl w:ilvl="3" w:tentative="1">
-      <w:start w:val="1"/>
-      <w:numFmt w:val="decimal"/>
-      <w:lvlText w:val="%4."/>
-      <w:lvlJc w:val="left"/>
-      <w:pPr>
-        <w:tabs>
-          <w:tab w:val="num" w:pos="2880"/>
-        </w:tabs>
-        <w:ind w:left="2880" w:hanging="360"/>
-      </w:pPr>
-    </w:lvl>
-    <w:lvl w:ilvl="4" w:tentative="1">
-      <w:start w:val="1"/>
-      <w:numFmt w:val="decimal"/>
-      <w:lvlText w:val="%5."/>
-      <w:lvlJc w:val="left"/>
-      <w:pPr>
-        <w:tabs>
-          <w:tab w:val="num" w:pos="3600"/>
-        </w:tabs>
-        <w:ind w:left="3600" w:hanging="360"/>
-      </w:pPr>
-    </w:lvl>
-    <w:lvl w:ilvl="5" w:tentative="1">
-      <w:start w:val="1"/>
-      <w:numFmt w:val="decimal"/>
-      <w:lvlText w:val="%6."/>
-      <w:lvlJc w:val="left"/>
-      <w:pPr>
-        <w:tabs>
-          <w:tab w:val="num" w:pos="4320"/>
-        </w:tabs>
-        <w:ind w:left="4320" w:hanging="360"/>
-      </w:pPr>
-    </w:lvl>
-    <w:lvl w:ilvl="6" w:tentative="1">
-      <w:start w:val="1"/>
-      <w:numFmt w:val="decimal"/>
-      <w:lvlText w:val="%7."/>
-      <w:lvlJc w:val="left"/>
-      <w:pPr>
-        <w:tabs>
-          <w:tab w:val="num" w:pos="5040"/>
-        </w:tabs>
-        <w:ind w:left="5040" w:hanging="360"/>
-      </w:pPr>
-    </w:lvl>
-    <w:lvl w:ilvl="7" w:tentative="1">
-      <w:start w:val="1"/>
-      <w:numFmt w:val="decimal"/>
-      <w:lvlText w:val="%8."/>
-      <w:lvlJc w:val="left"/>
-      <w:pPr>
-        <w:tabs>
-          <w:tab w:val="num" w:pos="5760"/>
-        </w:tabs>
-        <w:ind w:left="5760" w:hanging="360"/>
-      </w:pPr>
-    </w:lvl>
-    <w:lvl w:ilvl="8" w:tentative="1">
-      <w:start w:val="1"/>
-      <w:numFmt w:val="decimal"/>
-      <w:lvlText w:val="%9."/>
-      <w:lvlJc w:val="left"/>
-      <w:pPr>
-        <w:tabs>
-          <w:tab w:val="num" w:pos="6480"/>
-        </w:tabs>
-        <w:ind w:left="6480" w:hanging="360"/>
-      </w:pPr>
-    </w:lvl>
-  </w:abstractNum>
-  <w:num w:numId="1" w16cid:durableId="1504203522">
-    <w:abstractNumId w:val="1"/>
+  <w:num w:numId="1" w16cid:durableId="1339191787">
+    <w:abstractNumId w:val="0"/>
   </w:num>
-  <w:num w:numId="2" w16cid:durableId="1041519397">
+  <w:num w:numId="2" w16cid:durableId="1242911784">
     <w:abstractNumId w:val="2"/>
   </w:num>
-  <w:num w:numId="3" w16cid:durableId="1186097214">
-    <w:abstractNumId w:val="4"/>
-  </w:num>
-  <w:num w:numId="4" w16cid:durableId="2097482529">
-    <w:abstractNumId w:val="3"/>
-  </w:num>
-  <w:num w:numId="5" w16cid:durableId="1141071077">
-    <w:abstractNumId w:val="0"/>
+  <w:num w:numId="3" w16cid:durableId="2016373783">
+    <w:abstractNumId w:val="1"/>
   </w:num>
 </w:numbering>
 </file>
@@ -3626,7 +3391,7 @@
     <w:link w:val="Heading1Char"/>
     <w:uiPriority w:val="9"/>
     <w:qFormat/>
-    <w:rsid w:val="00A63B41"/>
+    <w:rsid w:val="009333BA"/>
     <w:pPr>
       <w:keepNext/>
       <w:keepLines/>
@@ -3649,7 +3414,7 @@
     <w:semiHidden/>
     <w:unhideWhenUsed/>
     <w:qFormat/>
-    <w:rsid w:val="00A63B41"/>
+    <w:rsid w:val="009333BA"/>
     <w:pPr>
       <w:keepNext/>
       <w:keepLines/>
@@ -3672,7 +3437,7 @@
     <w:semiHidden/>
     <w:unhideWhenUsed/>
     <w:qFormat/>
-    <w:rsid w:val="00A63B41"/>
+    <w:rsid w:val="009333BA"/>
     <w:pPr>
       <w:keepNext/>
       <w:keepLines/>
@@ -3695,7 +3460,7 @@
     <w:semiHidden/>
     <w:unhideWhenUsed/>
     <w:qFormat/>
-    <w:rsid w:val="00A63B41"/>
+    <w:rsid w:val="009333BA"/>
     <w:pPr>
       <w:keepNext/>
       <w:keepLines/>
@@ -3718,7 +3483,7 @@
     <w:semiHidden/>
     <w:unhideWhenUsed/>
     <w:qFormat/>
-    <w:rsid w:val="00A63B41"/>
+    <w:rsid w:val="009333BA"/>
     <w:pPr>
       <w:keepNext/>
       <w:keepLines/>
@@ -3739,7 +3504,7 @@
     <w:semiHidden/>
     <w:unhideWhenUsed/>
     <w:qFormat/>
-    <w:rsid w:val="00A63B41"/>
+    <w:rsid w:val="009333BA"/>
     <w:pPr>
       <w:keepNext/>
       <w:keepLines/>
@@ -3762,7 +3527,7 @@
     <w:semiHidden/>
     <w:unhideWhenUsed/>
     <w:qFormat/>
-    <w:rsid w:val="00A63B41"/>
+    <w:rsid w:val="009333BA"/>
     <w:pPr>
       <w:keepNext/>
       <w:keepLines/>
@@ -3783,7 +3548,7 @@
     <w:semiHidden/>
     <w:unhideWhenUsed/>
     <w:qFormat/>
-    <w:rsid w:val="00A63B41"/>
+    <w:rsid w:val="009333BA"/>
     <w:pPr>
       <w:keepNext/>
       <w:keepLines/>
@@ -3806,7 +3571,7 @@
     <w:semiHidden/>
     <w:unhideWhenUsed/>
     <w:qFormat/>
-    <w:rsid w:val="00A63B41"/>
+    <w:rsid w:val="009333BA"/>
     <w:pPr>
       <w:keepNext/>
       <w:keepLines/>
@@ -3821,6 +3586,7 @@
   <w:style w:type="character" w:default="1" w:styleId="DefaultParagraphFont">
     <w:name w:val="Default Paragraph Font"/>
     <w:uiPriority w:val="1"/>
+    <w:semiHidden/>
     <w:unhideWhenUsed/>
   </w:style>
   <w:style w:type="table" w:default="1" w:styleId="TableNormal">
@@ -3849,7 +3615,7 @@
     <w:basedOn w:val="DefaultParagraphFont"/>
     <w:link w:val="Heading1"/>
     <w:uiPriority w:val="9"/>
-    <w:rsid w:val="00A63B41"/>
+    <w:rsid w:val="009333BA"/>
     <w:rPr>
       <w:rFonts w:asciiTheme="majorHAnsi" w:eastAsiaTheme="majorEastAsia" w:hAnsiTheme="majorHAnsi" w:cstheme="majorBidi"/>
       <w:color w:val="2F5496" w:themeColor="accent1" w:themeShade="BF"/>
@@ -3863,7 +3629,7 @@
     <w:link w:val="Heading2"/>
     <w:uiPriority w:val="9"/>
     <w:semiHidden/>
-    <w:rsid w:val="00A63B41"/>
+    <w:rsid w:val="009333BA"/>
     <w:rPr>
       <w:rFonts w:asciiTheme="majorHAnsi" w:eastAsiaTheme="majorEastAsia" w:hAnsiTheme="majorHAnsi" w:cstheme="majorBidi"/>
       <w:color w:val="2F5496" w:themeColor="accent1" w:themeShade="BF"/>
@@ -3877,7 +3643,7 @@
     <w:link w:val="Heading3"/>
     <w:uiPriority w:val="9"/>
     <w:semiHidden/>
-    <w:rsid w:val="00A63B41"/>
+    <w:rsid w:val="009333BA"/>
     <w:rPr>
       <w:rFonts w:eastAsiaTheme="majorEastAsia" w:cstheme="majorBidi"/>
       <w:color w:val="2F5496" w:themeColor="accent1" w:themeShade="BF"/>
@@ -3891,7 +3657,7 @@
     <w:link w:val="Heading4"/>
     <w:uiPriority w:val="9"/>
     <w:semiHidden/>
-    <w:rsid w:val="00A63B41"/>
+    <w:rsid w:val="009333BA"/>
     <w:rPr>
       <w:rFonts w:eastAsiaTheme="majorEastAsia" w:cstheme="majorBidi"/>
       <w:i/>
@@ -3905,7 +3671,7 @@
     <w:link w:val="Heading5"/>
     <w:uiPriority w:val="9"/>
     <w:semiHidden/>
-    <w:rsid w:val="00A63B41"/>
+    <w:rsid w:val="009333BA"/>
     <w:rPr>
       <w:rFonts w:eastAsiaTheme="majorEastAsia" w:cstheme="majorBidi"/>
       <w:color w:val="2F5496" w:themeColor="accent1" w:themeShade="BF"/>
@@ -3917,7 +3683,7 @@
     <w:link w:val="Heading6"/>
     <w:uiPriority w:val="9"/>
     <w:semiHidden/>
-    <w:rsid w:val="00A63B41"/>
+    <w:rsid w:val="009333BA"/>
     <w:rPr>
       <w:rFonts w:eastAsiaTheme="majorEastAsia" w:cstheme="majorBidi"/>
       <w:i/>
@@ -3931,7 +3697,7 @@
     <w:link w:val="Heading7"/>
     <w:uiPriority w:val="9"/>
     <w:semiHidden/>
-    <w:rsid w:val="00A63B41"/>
+    <w:rsid w:val="009333BA"/>
     <w:rPr>
       <w:rFonts w:eastAsiaTheme="majorEastAsia" w:cstheme="majorBidi"/>
       <w:color w:val="595959" w:themeColor="text1" w:themeTint="A6"/>
@@ -3943,7 +3709,7 @@
     <w:link w:val="Heading8"/>
     <w:uiPriority w:val="9"/>
     <w:semiHidden/>
-    <w:rsid w:val="00A63B41"/>
+    <w:rsid w:val="009333BA"/>
     <w:rPr>
       <w:rFonts w:eastAsiaTheme="majorEastAsia" w:cstheme="majorBidi"/>
       <w:i/>
@@ -3957,7 +3723,7 @@
     <w:link w:val="Heading9"/>
     <w:uiPriority w:val="9"/>
     <w:semiHidden/>
-    <w:rsid w:val="00A63B41"/>
+    <w:rsid w:val="009333BA"/>
     <w:rPr>
       <w:rFonts w:eastAsiaTheme="majorEastAsia" w:cstheme="majorBidi"/>
       <w:color w:val="272727" w:themeColor="text1" w:themeTint="D8"/>
@@ -3970,7 +3736,7 @@
     <w:link w:val="TitleChar"/>
     <w:uiPriority w:val="10"/>
     <w:qFormat/>
-    <w:rsid w:val="00A63B41"/>
+    <w:rsid w:val="009333BA"/>
     <w:pPr>
       <w:spacing w:after="80" w:line="240" w:lineRule="auto"/>
       <w:contextualSpacing/>
@@ -3988,7 +3754,7 @@
     <w:basedOn w:val="DefaultParagraphFont"/>
     <w:link w:val="Title"/>
     <w:uiPriority w:val="10"/>
-    <w:rsid w:val="00A63B41"/>
+    <w:rsid w:val="009333BA"/>
     <w:rPr>
       <w:rFonts w:asciiTheme="majorHAnsi" w:eastAsiaTheme="majorEastAsia" w:hAnsiTheme="majorHAnsi" w:cstheme="majorBidi"/>
       <w:spacing w:val="-10"/>
@@ -4004,7 +3770,7 @@
     <w:link w:val="SubtitleChar"/>
     <w:uiPriority w:val="11"/>
     <w:qFormat/>
-    <w:rsid w:val="00A63B41"/>
+    <w:rsid w:val="009333BA"/>
     <w:pPr>
       <w:numPr>
         <w:ilvl w:val="1"/>
@@ -4023,7 +3789,7 @@
     <w:basedOn w:val="DefaultParagraphFont"/>
     <w:link w:val="Subtitle"/>
     <w:uiPriority w:val="11"/>
-    <w:rsid w:val="00A63B41"/>
+    <w:rsid w:val="009333BA"/>
     <w:rPr>
       <w:rFonts w:eastAsiaTheme="majorEastAsia" w:cstheme="majorBidi"/>
       <w:color w:val="595959" w:themeColor="text1" w:themeTint="A6"/>
@@ -4039,7 +3805,7 @@
     <w:link w:val="QuoteChar"/>
     <w:uiPriority w:val="29"/>
     <w:qFormat/>
-    <w:rsid w:val="00A63B41"/>
+    <w:rsid w:val="009333BA"/>
     <w:pPr>
       <w:spacing w:before="160"/>
       <w:jc w:val="center"/>
@@ -4055,7 +3821,7 @@
     <w:basedOn w:val="DefaultParagraphFont"/>
     <w:link w:val="Quote"/>
     <w:uiPriority w:val="29"/>
-    <w:rsid w:val="00A63B41"/>
+    <w:rsid w:val="009333BA"/>
     <w:rPr>
       <w:i/>
       <w:iCs/>
@@ -4067,7 +3833,7 @@
     <w:basedOn w:val="Normal"/>
     <w:uiPriority w:val="34"/>
     <w:qFormat/>
-    <w:rsid w:val="00A63B41"/>
+    <w:rsid w:val="009333BA"/>
     <w:pPr>
       <w:ind w:left="720"/>
       <w:contextualSpacing/>
@@ -4078,7 +3844,7 @@
     <w:basedOn w:val="DefaultParagraphFont"/>
     <w:uiPriority w:val="21"/>
     <w:qFormat/>
-    <w:rsid w:val="00A63B41"/>
+    <w:rsid w:val="009333BA"/>
     <w:rPr>
       <w:i/>
       <w:iCs/>
@@ -4092,7 +3858,7 @@
     <w:link w:val="IntenseQuoteChar"/>
     <w:uiPriority w:val="30"/>
     <w:qFormat/>
-    <w:rsid w:val="00A63B41"/>
+    <w:rsid w:val="009333BA"/>
     <w:pPr>
       <w:pBdr>
         <w:top w:val="single" w:sz="4" w:space="10" w:color="2F5496" w:themeColor="accent1" w:themeShade="BF"/>
@@ -4113,7 +3879,7 @@
     <w:basedOn w:val="DefaultParagraphFont"/>
     <w:link w:val="IntenseQuote"/>
     <w:uiPriority w:val="30"/>
-    <w:rsid w:val="00A63B41"/>
+    <w:rsid w:val="009333BA"/>
     <w:rPr>
       <w:i/>
       <w:iCs/>
@@ -4125,7 +3891,7 @@
     <w:basedOn w:val="DefaultParagraphFont"/>
     <w:uiPriority w:val="32"/>
     <w:qFormat/>
-    <w:rsid w:val="00A63B41"/>
+    <w:rsid w:val="009333BA"/>
     <w:rPr>
       <w:b/>
       <w:bCs/>
